--- a/第八次作业 2026_08/Homework_2026_08.docx
+++ b/第八次作业 2026_08/Homework_2026_08.docx
@@ -42,6 +42,7 @@
           <w:b/>
           <w:bCs/>
           <w:color w:val="0F4761" w:themeColor="accent1" w:themeShade="BF"/>
+          <w:lang w:eastAsia="zh-CN"/>
         </w:rPr>
       </w:pPr>
       <w:r>
@@ -136,7 +137,7 @@
           <w:color w:val="0F4761" w:themeColor="accent1" w:themeShade="BF"/>
           <w:lang w:eastAsia="zh-CN"/>
         </w:rPr>
-        <w:t>。</w:t>
+        <w:t>。其中，第</w:t>
       </w:r>
       <w:r>
         <w:rPr>
@@ -144,8 +145,9 @@
           <w:b/>
           <w:bCs/>
           <w:color w:val="0F4761" w:themeColor="accent1" w:themeShade="BF"/>
-        </w:rPr>
-        <w:t>其中，第</w:t>
+          <w:lang w:eastAsia="zh-CN"/>
+        </w:rPr>
+        <w:t>1</w:t>
       </w:r>
       <w:r>
         <w:rPr>
@@ -153,8 +155,9 @@
           <w:b/>
           <w:bCs/>
           <w:color w:val="0F4761" w:themeColor="accent1" w:themeShade="BF"/>
-        </w:rPr>
-        <w:t>1</w:t>
+          <w:lang w:eastAsia="zh-CN"/>
+        </w:rPr>
+        <w:t>列为序号，第</w:t>
       </w:r>
       <w:r>
         <w:rPr>
@@ -162,8 +165,9 @@
           <w:b/>
           <w:bCs/>
           <w:color w:val="0F4761" w:themeColor="accent1" w:themeShade="BF"/>
-        </w:rPr>
-        <w:t>列为序号，第</w:t>
+          <w:lang w:eastAsia="zh-CN"/>
+        </w:rPr>
+        <w:t>2</w:t>
       </w:r>
       <w:r>
         <w:rPr>
@@ -171,8 +175,9 @@
           <w:b/>
           <w:bCs/>
           <w:color w:val="0F4761" w:themeColor="accent1" w:themeShade="BF"/>
-        </w:rPr>
-        <w:t>2</w:t>
+          <w:lang w:eastAsia="zh-CN"/>
+        </w:rPr>
+        <w:t>列为时间戳（</w:t>
       </w:r>
       <w:r>
         <w:rPr>
@@ -180,8 +185,9 @@
           <w:b/>
           <w:bCs/>
           <w:color w:val="0F4761" w:themeColor="accent1" w:themeShade="BF"/>
-        </w:rPr>
-        <w:t>列为时间戳（</w:t>
+          <w:lang w:eastAsia="zh-CN"/>
+        </w:rPr>
+        <w:t>stamp</w:t>
       </w:r>
       <w:r>
         <w:rPr>
@@ -189,8 +195,9 @@
           <w:b/>
           <w:bCs/>
           <w:color w:val="0F4761" w:themeColor="accent1" w:themeShade="BF"/>
-        </w:rPr>
-        <w:t>stamp</w:t>
+          <w:lang w:eastAsia="zh-CN"/>
+        </w:rPr>
+        <w:t>），第</w:t>
       </w:r>
       <w:r>
         <w:rPr>
@@ -198,8 +205,9 @@
           <w:b/>
           <w:bCs/>
           <w:color w:val="0F4761" w:themeColor="accent1" w:themeShade="BF"/>
-        </w:rPr>
-        <w:t>），第</w:t>
+          <w:lang w:eastAsia="zh-CN"/>
+        </w:rPr>
+        <w:t>3</w:t>
       </w:r>
       <w:r>
         <w:rPr>
@@ -207,8 +215,9 @@
           <w:b/>
           <w:bCs/>
           <w:color w:val="0F4761" w:themeColor="accent1" w:themeShade="BF"/>
-        </w:rPr>
-        <w:t>3</w:t>
+          <w:lang w:eastAsia="zh-CN"/>
+        </w:rPr>
+        <w:t>列为生物量（</w:t>
       </w:r>
       <w:r>
         <w:rPr>
@@ -216,8 +225,9 @@
           <w:b/>
           <w:bCs/>
           <w:color w:val="0F4761" w:themeColor="accent1" w:themeShade="BF"/>
-        </w:rPr>
-        <w:t>列为生物量（</w:t>
+          <w:lang w:eastAsia="zh-CN"/>
+        </w:rPr>
+        <w:t>Biomass</w:t>
       </w:r>
       <w:r>
         <w:rPr>
@@ -225,15 +235,7 @@
           <w:b/>
           <w:bCs/>
           <w:color w:val="0F4761" w:themeColor="accent1" w:themeShade="BF"/>
-        </w:rPr>
-        <w:t>Biomass</w:t>
-      </w:r>
-      <w:r>
-        <w:rPr>
-          <w:rFonts w:hint="eastAsia"/>
-          <w:b/>
-          <w:bCs/>
-          <w:color w:val="0F4761" w:themeColor="accent1" w:themeShade="BF"/>
+          <w:lang w:eastAsia="zh-CN"/>
         </w:rPr>
         <w:t>）。</w:t>
       </w:r>
@@ -914,13 +916,7 @@
         <w:rPr>
           <w:rStyle w:val="StringTok"/>
         </w:rPr>
-        <w:t>"data/tsdata/DOUBS</w:t>
-      </w:r>
-      <w:r>
-        <w:rPr>
-          <w:rStyle w:val="StringTok"/>
-        </w:rPr>
-        <w:t>_fishBiomassData.txt"</w:t>
+        <w:t>"data/tsdata/DOUBS_fishBiomassData.txt"</w:t>
       </w:r>
       <w:r>
         <w:rPr>
@@ -3822,81 +3818,202 @@
         <w:rPr>
           <w:highlight w:val="yellow"/>
         </w:rPr>
+        <w:t>diff(</w:t>
+      </w:r>
+      <w:r>
+        <w:rPr>
+          <w:highlight w:val="yellow"/>
+        </w:rPr>
+        <w:t>1</w:t>
+      </w:r>
+      <w:r>
+        <w:rPr>
+          <w:highlight w:val="yellow"/>
+        </w:rPr>
+        <w:t>)</w:t>
+      </w:r>
+      <w:r>
+        <w:t xml:space="preserve"> </w:t>
+      </w:r>
+      <w:r>
+        <w:br/>
+      </w:r>
+      <w:proofErr w:type="spellStart"/>
+      <w:r>
+        <w:rPr>
+          <w:rFonts w:hint="eastAsia"/>
+        </w:rPr>
+        <w:t>对训练集做平稳化处理</w:t>
+      </w:r>
+      <w:proofErr w:type="spellEnd"/>
+      <w:r>
+        <w:rPr>
+          <w:rFonts w:hint="eastAsia"/>
+        </w:rPr>
+        <w:t>。</w:t>
+      </w:r>
+      <w:r>
+        <w:rPr>
+          <w:rFonts w:hint="eastAsia"/>
+          <w:lang w:eastAsia="zh-CN"/>
+        </w:rPr>
+        <w:t>log()</w:t>
+      </w:r>
+      <w:r>
+        <w:rPr>
+          <w:lang w:eastAsia="zh-CN"/>
+        </w:rPr>
+        <w:t xml:space="preserve"> </w:t>
+      </w:r>
+      <w:r>
+        <w:rPr>
+          <w:rFonts w:hint="eastAsia"/>
+          <w:lang w:eastAsia="zh-CN"/>
+        </w:rPr>
+        <w:t>用来减弱生物量数值波动过大的影响，</w:t>
+      </w:r>
+      <w:r>
+        <w:rPr>
+          <w:rFonts w:hint="eastAsia"/>
+          <w:lang w:eastAsia="zh-CN"/>
+        </w:rPr>
         <w:t>diff()</w:t>
       </w:r>
       <w:r>
+        <w:rPr>
+          <w:lang w:eastAsia="zh-CN"/>
+        </w:rPr>
         <w:t xml:space="preserve"> </w:t>
       </w:r>
       <w:r>
-        <w:br/>
-      </w:r>
-      <w:proofErr w:type="spellStart"/>
-      <w:r>
-        <w:rPr>
-          <w:rFonts w:hint="eastAsia"/>
-        </w:rPr>
-        <w:t>对训练集做平稳化处理。</w:t>
-      </w:r>
-      <w:r>
-        <w:rPr>
-          <w:rFonts w:hint="eastAsia"/>
-          <w:lang w:eastAsia="zh-CN"/>
-        </w:rPr>
-        <w:t>log</w:t>
-      </w:r>
-      <w:proofErr w:type="spellEnd"/>
-      <w:r>
-        <w:rPr>
-          <w:rFonts w:hint="eastAsia"/>
-          <w:lang w:eastAsia="zh-CN"/>
-        </w:rPr>
-        <w:t>()</w:t>
-      </w:r>
-      <w:r>
-        <w:rPr>
-          <w:lang w:eastAsia="zh-CN"/>
-        </w:rPr>
-        <w:t xml:space="preserve"> </w:t>
-      </w:r>
-      <w:r>
-        <w:rPr>
-          <w:rFonts w:hint="eastAsia"/>
-          <w:lang w:eastAsia="zh-CN"/>
-        </w:rPr>
-        <w:t>用来减弱生物量数值波动过大的影响，</w:t>
-      </w:r>
-      <w:r>
-        <w:rPr>
-          <w:rFonts w:hint="eastAsia"/>
-          <w:lang w:eastAsia="zh-CN"/>
-        </w:rPr>
-        <w:t>diff()</w:t>
-      </w:r>
-      <w:r>
-        <w:rPr>
-          <w:lang w:eastAsia="zh-CN"/>
-        </w:rPr>
-        <w:t xml:space="preserve"> </w:t>
-      </w:r>
-      <w:r>
-        <w:rPr>
-          <w:rFonts w:hint="eastAsia"/>
-          <w:lang w:eastAsia="zh-CN"/>
-        </w:rPr>
-        <w:t>计算相邻年份之间的变化量，</w:t>
-      </w:r>
-      <w:r>
-        <w:rPr>
-          <w:rFonts w:hint="eastAsia"/>
-          <w:lang w:eastAsia="zh-CN"/>
-        </w:rPr>
-        <w:t>使序列更接近平稳，方便后续建模</w:t>
+        <w:rPr>
+          <w:rFonts w:hint="eastAsia"/>
+          <w:lang w:eastAsia="zh-CN"/>
+        </w:rPr>
+        <w:t>计算相邻年份之间的变化量，使序列更接近平稳，方便后续建模</w:t>
       </w:r>
     </w:p>
     <w:p>
       <w:pPr>
         <w:pStyle w:val="a0"/>
         <w:spacing w:line="276" w:lineRule="auto"/>
+        <w:rPr>
+          <w:rFonts w:hint="eastAsia"/>
+          <w:lang w:eastAsia="zh-CN"/>
+        </w:rPr>
+      </w:pPr>
+      <w:r>
+        <w:rPr>
+          <w:rFonts w:hint="eastAsia"/>
+          <w:highlight w:val="yellow"/>
+          <w:lang w:eastAsia="zh-CN"/>
+        </w:rPr>
+        <w:t xml:space="preserve">diff() </w:t>
+      </w:r>
+      <w:r>
+        <w:rPr>
+          <w:rFonts w:hint="eastAsia"/>
+          <w:highlight w:val="yellow"/>
+          <w:lang w:eastAsia="zh-CN"/>
+        </w:rPr>
+        <w:t>默认参数就是</w:t>
+      </w:r>
+      <w:r>
+        <w:rPr>
+          <w:highlight w:val="yellow"/>
+          <w:lang w:eastAsia="zh-CN"/>
+        </w:rPr>
+        <w:t>diff(x, lag = 1, differences = 1)</w:t>
+      </w:r>
+      <w:r>
+        <w:rPr>
+          <w:rFonts w:hint="eastAsia"/>
+          <w:highlight w:val="yellow"/>
+          <w:lang w:eastAsia="zh-CN"/>
+        </w:rPr>
+        <w:t>，因此这里填写</w:t>
+      </w:r>
+      <w:r>
+        <w:rPr>
+          <w:rFonts w:hint="eastAsia"/>
+          <w:highlight w:val="yellow"/>
+          <w:lang w:eastAsia="zh-CN"/>
+        </w:rPr>
+        <w:t xml:space="preserve"> d</w:t>
+      </w:r>
+      <w:r>
+        <w:rPr>
+          <w:rStyle w:val="m"/>
+          <w:highlight w:val="yellow"/>
+        </w:rPr>
+        <w:t>iff</w:t>
+      </w:r>
+      <w:r>
+        <w:rPr>
+          <w:highlight w:val="yellow"/>
+        </w:rPr>
+        <w:t>()</w:t>
+      </w:r>
+      <w:r>
+        <w:rPr>
+          <w:highlight w:val="yellow"/>
+        </w:rPr>
+        <w:t xml:space="preserve"> </w:t>
+      </w:r>
+      <w:r>
+        <w:rPr>
+          <w:rFonts w:hint="eastAsia"/>
+          <w:highlight w:val="yellow"/>
+          <w:lang w:eastAsia="zh-CN"/>
+        </w:rPr>
+        <w:t>和</w:t>
+      </w:r>
+      <w:r>
+        <w:rPr>
+          <w:rFonts w:hint="eastAsia"/>
+          <w:highlight w:val="yellow"/>
+          <w:lang w:eastAsia="zh-CN"/>
+        </w:rPr>
+        <w:t xml:space="preserve"> d</w:t>
+      </w:r>
+      <w:r>
+        <w:rPr>
+          <w:rStyle w:val="m"/>
+          <w:highlight w:val="yellow"/>
+        </w:rPr>
+        <w:t>iff</w:t>
+      </w:r>
+      <w:r>
+        <w:rPr>
+          <w:highlight w:val="yellow"/>
+        </w:rPr>
+        <w:t>(</w:t>
+      </w:r>
+      <w:r>
+        <w:rPr>
+          <w:highlight w:val="yellow"/>
+        </w:rPr>
+        <w:t>1</w:t>
+      </w:r>
+      <w:r>
+        <w:rPr>
+          <w:highlight w:val="yellow"/>
+        </w:rPr>
+        <w:t>)</w:t>
+      </w:r>
+      <w:r>
+        <w:rPr>
+          <w:rFonts w:hint="eastAsia"/>
+          <w:highlight w:val="yellow"/>
+          <w:lang w:eastAsia="zh-CN"/>
+        </w:rPr>
+        <w:t>是等价的</w:t>
+      </w:r>
+    </w:p>
+    <w:p>
+      <w:pPr>
+        <w:pStyle w:val="a0"/>
+        <w:spacing w:line="276" w:lineRule="auto"/>
       </w:pPr>
       <w:r>
         <w:t xml:space="preserve">[12] </w:t>
@@ -3939,6 +4056,7 @@
       <w:r>
         <w:br/>
       </w:r>
+      <w:bookmarkStart w:id="1" w:name="OLE_LINK1"/>
       <w:proofErr w:type="spellStart"/>
       <w:r>
         <w:rPr>
@@ -3988,6 +4106,7 @@
         </w:rPr>
         <w:t>，模型会用前两年的变化量作为输入特征，预测当前年份的变化量</w:t>
       </w:r>
+      <w:bookmarkEnd w:id="1"/>
     </w:p>
     <w:p>
       <w:pPr>
@@ -4009,6 +4128,7 @@
           <w:b/>
           <w:bCs/>
         </w:rPr>
+        <w:lastRenderedPageBreak/>
         <w:t>说明</w:t>
       </w:r>
       <w:proofErr w:type="spellEnd"/>
@@ -4039,68 +4159,95 @@
     <w:p>
       <w:pPr>
         <w:pStyle w:val="a0"/>
-      </w:pPr>
-      <w:proofErr w:type="spellStart"/>
-      <w:r>
-        <w:rPr>
-          <w:rFonts w:hint="eastAsia"/>
-        </w:rPr>
-        <w:lastRenderedPageBreak/>
+        <w:rPr>
+          <w:lang w:eastAsia="zh-CN"/>
+        </w:rPr>
+      </w:pPr>
+      <w:r>
+        <w:rPr>
+          <w:rFonts w:hint="eastAsia"/>
+          <w:lang w:eastAsia="zh-CN"/>
+        </w:rPr>
         <w:t>读取原始数据</w:t>
       </w:r>
-      <w:proofErr w:type="spellEnd"/>
-      <w:r>
+      <w:r>
+        <w:rPr>
+          <w:lang w:eastAsia="zh-CN"/>
+        </w:rPr>
         <w:t xml:space="preserve"> </w:t>
       </w:r>
     </w:p>
     <w:p>
       <w:pPr>
         <w:pStyle w:val="a0"/>
-      </w:pPr>
-      <w:r>
+        <w:rPr>
+          <w:lang w:eastAsia="zh-CN"/>
+        </w:rPr>
+      </w:pPr>
+      <w:r>
+        <w:rPr>
+          <w:lang w:eastAsia="zh-CN"/>
+        </w:rPr>
         <w:t xml:space="preserve">→ </w:t>
       </w:r>
+      <w:r>
+        <w:rPr>
+          <w:rFonts w:hint="eastAsia"/>
+          <w:lang w:eastAsia="zh-CN"/>
+        </w:rPr>
+        <w:t>筛选</w:t>
+      </w:r>
+      <w:r>
+        <w:rPr>
+          <w:lang w:eastAsia="zh-CN"/>
+        </w:rPr>
+        <w:t xml:space="preserve"> </w:t>
+      </w:r>
       <w:proofErr w:type="spellStart"/>
       <w:r>
         <w:rPr>
-          <w:rFonts w:hint="eastAsia"/>
-        </w:rPr>
-        <w:t>筛选</w:t>
+          <w:lang w:eastAsia="zh-CN"/>
+        </w:rPr>
+        <w:t>VOLPla</w:t>
       </w:r>
       <w:proofErr w:type="spellEnd"/>
       <w:r>
+        <w:rPr>
+          <w:lang w:eastAsia="zh-CN"/>
+        </w:rPr>
         <w:t xml:space="preserve"> </w:t>
       </w:r>
-      <w:proofErr w:type="spellStart"/>
-      <w:r>
-        <w:t>VOLPla</w:t>
-      </w:r>
-      <w:proofErr w:type="spellEnd"/>
-      <w:r>
+      <w:r>
+        <w:rPr>
+          <w:rFonts w:hint="eastAsia"/>
+          <w:lang w:eastAsia="zh-CN"/>
+        </w:rPr>
+        <w:t>站点、</w:t>
+      </w:r>
+      <w:r>
+        <w:rPr>
+          <w:rFonts w:hint="eastAsia"/>
+          <w:lang w:eastAsia="zh-CN"/>
+        </w:rPr>
+        <w:t>CHE</w:t>
+      </w:r>
+      <w:r>
+        <w:rPr>
+          <w:lang w:eastAsia="zh-CN"/>
+        </w:rPr>
         <w:t xml:space="preserve"> </w:t>
       </w:r>
       <w:r>
         <w:rPr>
           <w:rFonts w:hint="eastAsia"/>
-        </w:rPr>
-        <w:t>站点、</w:t>
-      </w:r>
-      <w:r>
-        <w:rPr>
-          <w:rFonts w:hint="eastAsia"/>
-        </w:rPr>
-        <w:t>CHE</w:t>
-      </w:r>
-      <w:r>
-        <w:t xml:space="preserve"> </w:t>
-      </w:r>
-      <w:r>
-        <w:rPr>
-          <w:rFonts w:hint="eastAsia"/>
+          <w:lang w:eastAsia="zh-CN"/>
         </w:rPr>
         <w:t>鱼类记录</w:t>
       </w:r>
       <w:r>
+        <w:rPr>
+          <w:lang w:eastAsia="zh-CN"/>
+        </w:rPr>
         <w:t xml:space="preserve"> </w:t>
       </w:r>
     </w:p>
@@ -4830,7 +4977,6 @@
       <w:pPr>
         <w:pStyle w:val="a0"/>
         <w:rPr>
-          <w:rFonts w:hint="eastAsia"/>
           <w:lang w:eastAsia="zh-CN"/>
         </w:rPr>
       </w:pPr>
@@ -4932,6 +5078,7 @@
         <w:rPr>
           <w:rStyle w:val="VerbatimChar"/>
         </w:rPr>
+        <w:lastRenderedPageBreak/>
         <w:t>## Type rfNews() to see new features/changes/bug fixes.</w:t>
       </w:r>
     </w:p>
@@ -4943,13 +5090,7 @@
         <w:rPr>
           <w:rStyle w:val="VerbatimChar"/>
         </w:rPr>
-        <w:t>#</w:t>
-      </w:r>
-      <w:r>
-        <w:rPr>
-          <w:rStyle w:val="VerbatimChar"/>
-        </w:rPr>
-        <w:t xml:space="preserve"># </w:t>
+        <w:t xml:space="preserve">## </w:t>
       </w:r>
       <w:r>
         <w:br/>
@@ -4969,7 +5110,6 @@
         <w:rPr>
           <w:rStyle w:val="VerbatimChar"/>
         </w:rPr>
-        <w:lastRenderedPageBreak/>
         <w:t>## The following object is masked from 'package:dplyr':</w:t>
       </w:r>
       <w:r>
@@ -5308,19 +5448,289 @@
         <w:rPr>
           <w:rStyle w:val="NormalTok"/>
         </w:rPr>
+        <w:t xml:space="preserve">    </w:t>
+      </w:r>
+      <w:r>
+        <w:rPr>
+          <w:rStyle w:val="AttributeTok"/>
+        </w:rPr>
+        <w:t>DATE =</w:t>
+      </w:r>
+      <w:r>
+        <w:rPr>
+          <w:rStyle w:val="NormalTok"/>
+        </w:rPr>
+        <w:t xml:space="preserve"> </w:t>
+      </w:r>
+      <w:r>
+        <w:rPr>
+          <w:rStyle w:val="FunctionTok"/>
+        </w:rPr>
+        <w:t>as.Date</w:t>
+      </w:r>
+      <w:r>
+        <w:rPr>
+          <w:rStyle w:val="NormalTok"/>
+        </w:rPr>
+        <w:t>(DATE),</w:t>
+      </w:r>
+      <w:r>
+        <w:br/>
+      </w:r>
+      <w:r>
+        <w:rPr>
+          <w:rStyle w:val="NormalTok"/>
+        </w:rPr>
+        <w:t xml:space="preserve">    </w:t>
+      </w:r>
+      <w:r>
+        <w:rPr>
+          <w:rStyle w:val="AttributeTok"/>
+        </w:rPr>
+        <w:t>DATE =</w:t>
+      </w:r>
+      <w:r>
+        <w:rPr>
+          <w:rStyle w:val="NormalTok"/>
+        </w:rPr>
+        <w:t xml:space="preserve"> </w:t>
+      </w:r>
+      <w:r>
+        <w:rPr>
+          <w:rStyle w:val="FunctionTok"/>
+        </w:rPr>
+        <w:t>ymd</w:t>
+      </w:r>
+      <w:r>
+        <w:rPr>
+          <w:rStyle w:val="NormalTok"/>
+        </w:rPr>
+        <w:t>(</w:t>
+      </w:r>
+      <w:r>
+        <w:rPr>
+          <w:rStyle w:val="FunctionTok"/>
+        </w:rPr>
+        <w:t>paste0</w:t>
+      </w:r>
+      <w:r>
+        <w:rPr>
+          <w:rStyle w:val="NormalTok"/>
+        </w:rPr>
+        <w:t>(</w:t>
+      </w:r>
+      <w:r>
+        <w:rPr>
+          <w:rStyle w:val="FunctionTok"/>
+        </w:rPr>
+        <w:t>year</w:t>
+      </w:r>
+      <w:r>
+        <w:rPr>
+          <w:rStyle w:val="NormalTok"/>
+        </w:rPr>
+        <w:t xml:space="preserve">(DATE), </w:t>
+      </w:r>
+      <w:r>
+        <w:rPr>
+          <w:rStyle w:val="StringTok"/>
+        </w:rPr>
+        <w:t>"-01-01"</w:t>
+      </w:r>
+      <w:r>
+        <w:rPr>
+          <w:rStyle w:val="NormalTok"/>
+        </w:rPr>
+        <w:t>))</w:t>
+      </w:r>
+      <w:r>
+        <w:br/>
+      </w:r>
+      <w:r>
+        <w:rPr>
+          <w:rStyle w:val="NormalTok"/>
+        </w:rPr>
+        <w:t xml:space="preserve">  ) </w:t>
+      </w:r>
+      <w:r>
+        <w:rPr>
+          <w:rStyle w:val="SpecialCharTok"/>
+        </w:rPr>
+        <w:t>|&gt;</w:t>
+      </w:r>
+      <w:r>
+        <w:br/>
+      </w:r>
+      <w:r>
+        <w:rPr>
+          <w:rStyle w:val="NormalTok"/>
+        </w:rPr>
         <w:t xml:space="preserve">  </w:t>
       </w:r>
       <w:r>
         <w:rPr>
+          <w:rStyle w:val="FunctionTok"/>
+        </w:rPr>
+        <w:t>summarise_by_time</w:t>
+      </w:r>
+      <w:r>
+        <w:rPr>
+          <w:rStyle w:val="NormalTok"/>
+        </w:rPr>
+        <w:t>(</w:t>
+      </w:r>
+      <w:r>
+        <w:br/>
+      </w:r>
+      <w:r>
+        <w:rPr>
+          <w:rStyle w:val="NormalTok"/>
+        </w:rPr>
+        <w:t xml:space="preserve">    </w:t>
+      </w:r>
+      <w:r>
+        <w:rPr>
+          <w:rStyle w:val="AttributeTok"/>
+        </w:rPr>
+        <w:t>.date_var =</w:t>
+      </w:r>
+      <w:r>
+        <w:rPr>
+          <w:rStyle w:val="NormalTok"/>
+        </w:rPr>
+        <w:t xml:space="preserve"> DATE,</w:t>
+      </w:r>
+      <w:r>
+        <w:br/>
+      </w:r>
+      <w:r>
+        <w:rPr>
+          <w:rStyle w:val="NormalTok"/>
+        </w:rPr>
+        <w:t xml:space="preserve">    </w:t>
+      </w:r>
+      <w:r>
+        <w:rPr>
+          <w:rStyle w:val="AttributeTok"/>
+        </w:rPr>
+        <w:t>.by =</w:t>
+      </w:r>
+      <w:r>
+        <w:rPr>
+          <w:rStyle w:val="NormalTok"/>
+        </w:rPr>
+        <w:t xml:space="preserve"> </w:t>
+      </w:r>
+      <w:r>
+        <w:rPr>
+          <w:rStyle w:val="StringTok"/>
+        </w:rPr>
+        <w:t>"year"</w:t>
+      </w:r>
+      <w:r>
+        <w:rPr>
+          <w:rStyle w:val="NormalTok"/>
+        </w:rPr>
+        <w:t>,</w:t>
+      </w:r>
+      <w:r>
+        <w:br/>
+      </w:r>
+      <w:r>
+        <w:rPr>
+          <w:rStyle w:val="NormalTok"/>
+        </w:rPr>
+        <w:t xml:space="preserve">    </w:t>
+      </w:r>
+      <w:r>
+        <w:rPr>
+          <w:rStyle w:val="AttributeTok"/>
+        </w:rPr>
+        <w:t>BIOMASS =</w:t>
+      </w:r>
+      <w:r>
+        <w:rPr>
+          <w:rStyle w:val="NormalTok"/>
+        </w:rPr>
+        <w:t xml:space="preserve"> </w:t>
+      </w:r>
+      <w:r>
+        <w:rPr>
+          <w:rStyle w:val="FunctionTok"/>
+        </w:rPr>
+        <w:t>mean</w:t>
+      </w:r>
+      <w:r>
+        <w:rPr>
+          <w:rStyle w:val="NormalTok"/>
+        </w:rPr>
+        <w:t xml:space="preserve">(BIOMASS, </w:t>
+      </w:r>
+      <w:r>
+        <w:rPr>
+          <w:rStyle w:val="AttributeTok"/>
+        </w:rPr>
+        <w:t>na.rm =</w:t>
+      </w:r>
+      <w:r>
+        <w:rPr>
+          <w:rStyle w:val="NormalTok"/>
+        </w:rPr>
+        <w:t xml:space="preserve"> </w:t>
+      </w:r>
+      <w:r>
+        <w:rPr>
+          <w:rStyle w:val="ConstantTok"/>
+        </w:rPr>
+        <w:t>TRUE</w:t>
+      </w:r>
+      <w:r>
+        <w:rPr>
+          <w:rStyle w:val="NormalTok"/>
+        </w:rPr>
+        <w:t>)</w:t>
+      </w:r>
+      <w:r>
+        <w:br/>
+      </w:r>
+      <w:r>
+        <w:rPr>
+          <w:rStyle w:val="NormalTok"/>
+        </w:rPr>
+        <w:t xml:space="preserve">  ) </w:t>
+      </w:r>
+      <w:r>
+        <w:rPr>
+          <w:rStyle w:val="SpecialCharTok"/>
+        </w:rPr>
+        <w:t>|&gt;</w:t>
+      </w:r>
+      <w:r>
+        <w:br/>
+      </w:r>
+      <w:r>
+        <w:rPr>
           <w:rStyle w:val="NormalTok"/>
         </w:rPr>
         <w:t xml:space="preserve">  </w:t>
       </w:r>
       <w:r>
         <w:rPr>
+          <w:rStyle w:val="FunctionTok"/>
+        </w:rPr>
+        <w:t>pad_by_time</w:t>
+      </w:r>
+      <w:r>
+        <w:rPr>
+          <w:rStyle w:val="NormalTok"/>
+        </w:rPr>
+        <w:t xml:space="preserve">(DATE, </w:t>
+      </w:r>
+      <w:r>
+        <w:rPr>
           <w:rStyle w:val="AttributeTok"/>
         </w:rPr>
-        <w:t>DATE =</w:t>
+        <w:t>.by =</w:t>
       </w:r>
       <w:r>
         <w:rPr>
@@ -5330,15 +5740,42 @@
       </w:r>
       <w:r>
         <w:rPr>
+          <w:rStyle w:val="StringTok"/>
+        </w:rPr>
+        <w:t>"year"</w:t>
+      </w:r>
+      <w:r>
+        <w:rPr>
+          <w:rStyle w:val="NormalTok"/>
+        </w:rPr>
+        <w:t xml:space="preserve">) </w:t>
+      </w:r>
+      <w:r>
+        <w:rPr>
+          <w:rStyle w:val="SpecialCharTok"/>
+        </w:rPr>
+        <w:t>|&gt;</w:t>
+      </w:r>
+      <w:r>
+        <w:br/>
+      </w:r>
+      <w:r>
+        <w:rPr>
+          <w:rStyle w:val="NormalTok"/>
+        </w:rPr>
+        <w:t xml:space="preserve">  </w:t>
+      </w:r>
+      <w:r>
+        <w:rPr>
           <w:rStyle w:val="FunctionTok"/>
         </w:rPr>
-        <w:t>as.Date</w:t>
-      </w:r>
-      <w:r>
-        <w:rPr>
-          <w:rStyle w:val="NormalTok"/>
-        </w:rPr>
-        <w:t>(DATE),</w:t>
+        <w:t>mutate</w:t>
+      </w:r>
+      <w:r>
+        <w:rPr>
+          <w:rStyle w:val="NormalTok"/>
+        </w:rPr>
+        <w:t>(</w:t>
       </w:r>
       <w:r>
         <w:br/>
@@ -5353,7 +5790,7 @@
         <w:rPr>
           <w:rStyle w:val="AttributeTok"/>
         </w:rPr>
-        <w:t>DATE =</w:t>
+        <w:t>BIOMASS =</w:t>
       </w:r>
       <w:r>
         <w:rPr>
@@ -5365,7 +5802,319 @@
         <w:rPr>
           <w:rStyle w:val="FunctionTok"/>
         </w:rPr>
-        <w:t>ymd</w:t>
+        <w:t>ts_impute_vec</w:t>
+      </w:r>
+      <w:r>
+        <w:rPr>
+          <w:rStyle w:val="NormalTok"/>
+        </w:rPr>
+        <w:t xml:space="preserve">(BIOMASS, </w:t>
+      </w:r>
+      <w:r>
+        <w:rPr>
+          <w:rStyle w:val="AttributeTok"/>
+        </w:rPr>
+        <w:t>period =</w:t>
+      </w:r>
+      <w:r>
+        <w:rPr>
+          <w:rStyle w:val="NormalTok"/>
+        </w:rPr>
+        <w:t xml:space="preserve"> </w:t>
+      </w:r>
+      <w:r>
+        <w:rPr>
+          <w:rStyle w:val="DecValTok"/>
+        </w:rPr>
+        <w:t>1</w:t>
+      </w:r>
+      <w:r>
+        <w:rPr>
+          <w:rStyle w:val="NormalTok"/>
+        </w:rPr>
+        <w:t>)</w:t>
+      </w:r>
+      <w:r>
+        <w:br/>
+      </w:r>
+      <w:r>
+        <w:rPr>
+          <w:rStyle w:val="NormalTok"/>
+        </w:rPr>
+        <w:t xml:space="preserve">  )</w:t>
+      </w:r>
+      <w:r>
+        <w:br/>
+      </w:r>
+      <w:r>
+        <w:br/>
+      </w:r>
+      <w:r>
+        <w:rPr>
+          <w:rStyle w:val="CommentTok"/>
+        </w:rPr>
+        <w:t xml:space="preserve"># </w:t>
+      </w:r>
+      <w:r>
+        <w:rPr>
+          <w:rStyle w:val="CommentTok"/>
+        </w:rPr>
+        <w:t>构建关于</w:t>
+      </w:r>
+      <w:r>
+        <w:rPr>
+          <w:rStyle w:val="CommentTok"/>
+        </w:rPr>
+        <w:t>CHE</w:t>
+      </w:r>
+      <w:r>
+        <w:rPr>
+          <w:rStyle w:val="CommentTok"/>
+        </w:rPr>
+        <w:t>个体生物量的</w:t>
+      </w:r>
+      <w:r>
+        <w:rPr>
+          <w:rStyle w:val="CommentTok"/>
+        </w:rPr>
+        <w:t>ts</w:t>
+      </w:r>
+      <w:r>
+        <w:rPr>
+          <w:rStyle w:val="CommentTok"/>
+        </w:rPr>
+        <w:t>对象</w:t>
+      </w:r>
+      <w:r>
+        <w:br/>
+      </w:r>
+      <w:r>
+        <w:rPr>
+          <w:rStyle w:val="NormalTok"/>
+        </w:rPr>
+        <w:t xml:space="preserve">ts </w:t>
+      </w:r>
+      <w:r>
+        <w:rPr>
+          <w:rStyle w:val="OtherTok"/>
+        </w:rPr>
+        <w:t>&lt;-</w:t>
+      </w:r>
+      <w:r>
+        <w:rPr>
+          <w:rStyle w:val="NormalTok"/>
+        </w:rPr>
+        <w:t xml:space="preserve"> </w:t>
+      </w:r>
+      <w:r>
+        <w:rPr>
+          <w:rStyle w:val="FunctionTok"/>
+        </w:rPr>
+        <w:t>ts</w:t>
+      </w:r>
+      <w:r>
+        <w:rPr>
+          <w:rStyle w:val="NormalTok"/>
+        </w:rPr>
+        <w:t>(mydata</w:t>
+      </w:r>
+      <w:r>
+        <w:rPr>
+          <w:rStyle w:val="SpecialCharTok"/>
+        </w:rPr>
+        <w:t>$</w:t>
+      </w:r>
+      <w:r>
+        <w:rPr>
+          <w:rStyle w:val="NormalTok"/>
+        </w:rPr>
+        <w:t xml:space="preserve">BIOMASS, </w:t>
+      </w:r>
+      <w:r>
+        <w:rPr>
+          <w:rStyle w:val="AttributeTok"/>
+        </w:rPr>
+        <w:t>start =</w:t>
+      </w:r>
+      <w:r>
+        <w:rPr>
+          <w:rStyle w:val="NormalTok"/>
+        </w:rPr>
+        <w:t xml:space="preserve"> </w:t>
+      </w:r>
+      <w:r>
+        <w:rPr>
+          <w:rStyle w:val="DecValTok"/>
+        </w:rPr>
+        <w:t>1994</w:t>
+      </w:r>
+      <w:r>
+        <w:rPr>
+          <w:rStyle w:val="NormalTok"/>
+        </w:rPr>
+        <w:t xml:space="preserve">, </w:t>
+      </w:r>
+      <w:r>
+        <w:rPr>
+          <w:rStyle w:val="AttributeTok"/>
+        </w:rPr>
+        <w:t>frequency =</w:t>
+      </w:r>
+      <w:r>
+        <w:rPr>
+          <w:rStyle w:val="NormalTok"/>
+        </w:rPr>
+        <w:t xml:space="preserve"> </w:t>
+      </w:r>
+      <w:r>
+        <w:rPr>
+          <w:rStyle w:val="DecValTok"/>
+        </w:rPr>
+        <w:t>1</w:t>
+      </w:r>
+      <w:r>
+        <w:rPr>
+          <w:rStyle w:val="NormalTok"/>
+        </w:rPr>
+        <w:t>)</w:t>
+      </w:r>
+      <w:r>
+        <w:br/>
+      </w:r>
+      <w:r>
+        <w:br/>
+      </w:r>
+      <w:r>
+        <w:rPr>
+          <w:rStyle w:val="CommentTok"/>
+        </w:rPr>
+        <w:t xml:space="preserve"># </w:t>
+      </w:r>
+      <w:r>
+        <w:rPr>
+          <w:rStyle w:val="CommentTok"/>
+        </w:rPr>
+        <w:t>划分训练集，并通过一阶差分平稳序列</w:t>
+      </w:r>
+      <w:r>
+        <w:br/>
+      </w:r>
+      <w:r>
+        <w:rPr>
+          <w:rStyle w:val="NormalTok"/>
+        </w:rPr>
+        <w:t xml:space="preserve">ts_train </w:t>
+      </w:r>
+      <w:r>
+        <w:rPr>
+          <w:rStyle w:val="OtherTok"/>
+        </w:rPr>
+        <w:t>&lt;-</w:t>
+      </w:r>
+      <w:r>
+        <w:rPr>
+          <w:rStyle w:val="NormalTok"/>
+        </w:rPr>
+        <w:t xml:space="preserve"> </w:t>
+      </w:r>
+      <w:r>
+        <w:rPr>
+          <w:rStyle w:val="FunctionTok"/>
+        </w:rPr>
+        <w:t>window</w:t>
+      </w:r>
+      <w:r>
+        <w:rPr>
+          <w:rStyle w:val="NormalTok"/>
+        </w:rPr>
+        <w:t xml:space="preserve">(ts, </w:t>
+      </w:r>
+      <w:r>
+        <w:rPr>
+          <w:rStyle w:val="AttributeTok"/>
+        </w:rPr>
+        <w:t>end =</w:t>
+      </w:r>
+      <w:r>
+        <w:rPr>
+          <w:rStyle w:val="NormalTok"/>
+        </w:rPr>
+        <w:t xml:space="preserve"> </w:t>
+      </w:r>
+      <w:r>
+        <w:rPr>
+          <w:rStyle w:val="DecValTok"/>
+        </w:rPr>
+        <w:t>2018</w:t>
+      </w:r>
+      <w:r>
+        <w:rPr>
+          <w:rStyle w:val="NormalTok"/>
+        </w:rPr>
+        <w:t>)</w:t>
+      </w:r>
+      <w:r>
+        <w:br/>
+      </w:r>
+      <w:r>
+        <w:rPr>
+          <w:rStyle w:val="NormalTok"/>
+        </w:rPr>
+        <w:t xml:space="preserve">ts_train_trans </w:t>
+      </w:r>
+      <w:r>
+        <w:rPr>
+          <w:rStyle w:val="OtherTok"/>
+        </w:rPr>
+        <w:t>&lt;-</w:t>
+      </w:r>
+      <w:r>
+        <w:rPr>
+          <w:rStyle w:val="NormalTok"/>
+        </w:rPr>
+        <w:t xml:space="preserve"> ts_train </w:t>
+      </w:r>
+      <w:r>
+        <w:rPr>
+          <w:rStyle w:val="SpecialCharTok"/>
+        </w:rPr>
+        <w:t>|&gt;</w:t>
+      </w:r>
+      <w:r>
+        <w:rPr>
+          <w:rStyle w:val="NormalTok"/>
+        </w:rPr>
+        <w:t xml:space="preserve"> </w:t>
+      </w:r>
+      <w:r>
+        <w:rPr>
+          <w:rStyle w:val="FunctionTok"/>
+        </w:rPr>
+        <w:t>log</w:t>
+      </w:r>
+      <w:r>
+        <w:rPr>
+          <w:rStyle w:val="NormalTok"/>
+        </w:rPr>
+        <w:t xml:space="preserve">() </w:t>
+      </w:r>
+      <w:r>
+        <w:rPr>
+          <w:rStyle w:val="SpecialCharTok"/>
+        </w:rPr>
+        <w:t>|&gt;</w:t>
+      </w:r>
+      <w:r>
+        <w:rPr>
+          <w:rStyle w:val="NormalTok"/>
+        </w:rPr>
+        <w:t xml:space="preserve"> </w:t>
+      </w:r>
+      <w:r>
+        <w:rPr>
+          <w:rStyle w:val="FunctionTok"/>
+        </w:rPr>
+        <w:t>diff</w:t>
       </w:r>
       <w:r>
         <w:rPr>
@@ -5375,9 +6124,432 @@
       </w:r>
       <w:r>
         <w:rPr>
+          <w:rStyle w:val="NormalTok"/>
+        </w:rPr>
+        <w:t>1</w:t>
+      </w:r>
+      <w:r>
+        <w:rPr>
+          <w:rStyle w:val="NormalTok"/>
+        </w:rPr>
+        <w:t>)</w:t>
+      </w:r>
+      <w:r>
+        <w:br/>
+      </w:r>
+      <w:r>
+        <w:br/>
+      </w:r>
+      <w:r>
+        <w:rPr>
+          <w:rStyle w:val="CommentTok"/>
+        </w:rPr>
+        <w:t xml:space="preserve"># </w:t>
+      </w:r>
+      <w:r>
+        <w:rPr>
+          <w:rStyle w:val="CommentTok"/>
+        </w:rPr>
+        <w:t>用过去</w:t>
+      </w:r>
+      <w:r>
+        <w:rPr>
+          <w:rStyle w:val="CommentTok"/>
+        </w:rPr>
+        <w:t>2</w:t>
+      </w:r>
+      <w:r>
+        <w:rPr>
+          <w:rStyle w:val="CommentTok"/>
+        </w:rPr>
+        <w:t>年滚动预测</w:t>
+      </w:r>
+      <w:r>
+        <w:rPr>
+          <w:rStyle w:val="CommentTok"/>
+        </w:rPr>
+        <w:t>2019</w:t>
+      </w:r>
+      <w:r>
+        <w:rPr>
+          <w:rStyle w:val="CommentTok"/>
+        </w:rPr>
+        <w:t>、</w:t>
+      </w:r>
+      <w:r>
+        <w:rPr>
+          <w:rStyle w:val="CommentTok"/>
+        </w:rPr>
+        <w:t>2020</w:t>
+      </w:r>
+      <w:r>
+        <w:rPr>
+          <w:rStyle w:val="CommentTok"/>
+        </w:rPr>
+        <w:t>年</w:t>
+      </w:r>
+      <w:r>
+        <w:br/>
+      </w:r>
+      <w:proofErr w:type="spellStart"/>
+      <w:r>
+        <w:rPr>
+          <w:rStyle w:val="NormalTok"/>
+        </w:rPr>
+        <w:t>lag_order</w:t>
+      </w:r>
+      <w:proofErr w:type="spellEnd"/>
+      <w:r>
+        <w:rPr>
+          <w:rStyle w:val="NormalTok"/>
+        </w:rPr>
+        <w:t xml:space="preserve"> </w:t>
+      </w:r>
+      <w:r>
+        <w:rPr>
+          <w:rStyle w:val="OtherTok"/>
+        </w:rPr>
+        <w:t>&lt;-</w:t>
+      </w:r>
+      <w:r>
+        <w:rPr>
+          <w:rStyle w:val="NormalTok"/>
+        </w:rPr>
+        <w:t xml:space="preserve"> </w:t>
+      </w:r>
+      <w:r>
+        <w:rPr>
+          <w:rStyle w:val="DecValTok"/>
+        </w:rPr>
+        <w:t>2</w:t>
+      </w:r>
+      <w:r>
+        <w:br/>
+      </w:r>
+      <w:r>
+        <w:rPr>
+          <w:rStyle w:val="NormalTok"/>
+        </w:rPr>
+        <w:t xml:space="preserve">horizon </w:t>
+      </w:r>
+      <w:r>
+        <w:rPr>
+          <w:rStyle w:val="OtherTok"/>
+        </w:rPr>
+        <w:t>&lt;-</w:t>
+      </w:r>
+      <w:r>
+        <w:rPr>
+          <w:rStyle w:val="NormalTok"/>
+        </w:rPr>
+        <w:t xml:space="preserve"> </w:t>
+      </w:r>
+      <w:r>
+        <w:rPr>
+          <w:rStyle w:val="DecValTok"/>
+        </w:rPr>
+        <w:t>2</w:t>
+      </w:r>
+      <w:r>
+        <w:br/>
+      </w:r>
+      <w:r>
+        <w:br/>
+      </w:r>
+      <w:r>
+        <w:rPr>
+          <w:rStyle w:val="CommentTok"/>
+        </w:rPr>
+        <w:t xml:space="preserve"># </w:t>
+      </w:r>
+      <w:r>
+        <w:rPr>
+          <w:rStyle w:val="CommentTok"/>
+        </w:rPr>
+        <w:t>构建滞后矩阵</w:t>
+      </w:r>
+      <w:r>
+        <w:br/>
+      </w:r>
+      <w:r>
+        <w:rPr>
+          <w:rStyle w:val="NormalTok"/>
+        </w:rPr>
+        <w:lastRenderedPageBreak/>
+        <w:t xml:space="preserve">ts_train_mbd </w:t>
+      </w:r>
+      <w:r>
+        <w:rPr>
+          <w:rStyle w:val="OtherTok"/>
+        </w:rPr>
+        <w:t>&lt;-</w:t>
+      </w:r>
+      <w:r>
+        <w:rPr>
+          <w:rStyle w:val="NormalTok"/>
+        </w:rPr>
+        <w:t xml:space="preserve"> </w:t>
+      </w:r>
+      <w:r>
+        <w:rPr>
           <w:rStyle w:val="FunctionTok"/>
         </w:rPr>
-        <w:t>paste0</w:t>
+        <w:t>embed</w:t>
+      </w:r>
+      <w:r>
+        <w:rPr>
+          <w:rStyle w:val="NormalTok"/>
+        </w:rPr>
+        <w:t xml:space="preserve">(ts_train_trans, lag_order </w:t>
+      </w:r>
+      <w:r>
+        <w:rPr>
+          <w:rStyle w:val="SpecialCharTok"/>
+        </w:rPr>
+        <w:t>+</w:t>
+      </w:r>
+      <w:r>
+        <w:rPr>
+          <w:rStyle w:val="NormalTok"/>
+        </w:rPr>
+        <w:t xml:space="preserve"> </w:t>
+      </w:r>
+      <w:r>
+        <w:rPr>
+          <w:rStyle w:val="DecValTok"/>
+        </w:rPr>
+        <w:t>1</w:t>
+      </w:r>
+      <w:r>
+        <w:rPr>
+          <w:rStyle w:val="NormalTok"/>
+        </w:rPr>
+        <w:t>)</w:t>
+      </w:r>
+      <w:r>
+        <w:br/>
+      </w:r>
+      <w:r>
+        <w:br/>
+      </w:r>
+      <w:r>
+        <w:rPr>
+          <w:rStyle w:val="NormalTok"/>
+        </w:rPr>
+        <w:t xml:space="preserve">Y_train </w:t>
+      </w:r>
+      <w:r>
+        <w:rPr>
+          <w:rStyle w:val="OtherTok"/>
+        </w:rPr>
+        <w:t>&lt;-</w:t>
+      </w:r>
+      <w:r>
+        <w:rPr>
+          <w:rStyle w:val="NormalTok"/>
+        </w:rPr>
+        <w:t xml:space="preserve"> ts_train_mbd[, </w:t>
+      </w:r>
+      <w:r>
+        <w:rPr>
+          <w:rStyle w:val="DecValTok"/>
+        </w:rPr>
+        <w:t>1</w:t>
+      </w:r>
+      <w:r>
+        <w:rPr>
+          <w:rStyle w:val="NormalTok"/>
+        </w:rPr>
+        <w:t>]</w:t>
+      </w:r>
+      <w:r>
+        <w:br/>
+      </w:r>
+      <w:r>
+        <w:rPr>
+          <w:rStyle w:val="NormalTok"/>
+        </w:rPr>
+        <w:t xml:space="preserve">X_train </w:t>
+      </w:r>
+      <w:r>
+        <w:rPr>
+          <w:rStyle w:val="OtherTok"/>
+        </w:rPr>
+        <w:t>&lt;-</w:t>
+      </w:r>
+      <w:r>
+        <w:rPr>
+          <w:rStyle w:val="NormalTok"/>
+        </w:rPr>
+        <w:t xml:space="preserve"> ts_train_mbd[, </w:t>
+      </w:r>
+      <w:r>
+        <w:rPr>
+          <w:rStyle w:val="SpecialCharTok"/>
+        </w:rPr>
+        <w:t>-</w:t>
+      </w:r>
+      <w:r>
+        <w:rPr>
+          <w:rStyle w:val="DecValTok"/>
+        </w:rPr>
+        <w:t>1</w:t>
+      </w:r>
+      <w:r>
+        <w:rPr>
+          <w:rStyle w:val="NormalTok"/>
+        </w:rPr>
+        <w:t>]</w:t>
+      </w:r>
+      <w:r>
+        <w:br/>
+      </w:r>
+      <w:r>
+        <w:br/>
+      </w:r>
+      <w:r>
+        <w:rPr>
+          <w:rStyle w:val="CommentTok"/>
+        </w:rPr>
+        <w:t xml:space="preserve"># </w:t>
+      </w:r>
+      <w:r>
+        <w:rPr>
+          <w:rStyle w:val="CommentTok"/>
+        </w:rPr>
+        <w:t>创建测试集，并以最后一行</w:t>
+      </w:r>
+      <w:r>
+        <w:rPr>
+          <w:rStyle w:val="CommentTok"/>
+        </w:rPr>
+        <w:t>lag</w:t>
+      </w:r>
+      <w:r>
+        <w:rPr>
+          <w:rStyle w:val="CommentTok"/>
+        </w:rPr>
+        <w:t>特征作为测试输入</w:t>
+      </w:r>
+      <w:r>
+        <w:br/>
+      </w:r>
+      <w:r>
+        <w:rPr>
+          <w:rStyle w:val="NormalTok"/>
+        </w:rPr>
+        <w:t xml:space="preserve">y_test </w:t>
+      </w:r>
+      <w:r>
+        <w:rPr>
+          <w:rStyle w:val="OtherTok"/>
+        </w:rPr>
+        <w:t>&lt;-</w:t>
+      </w:r>
+      <w:r>
+        <w:rPr>
+          <w:rStyle w:val="NormalTok"/>
+        </w:rPr>
+        <w:t xml:space="preserve"> </w:t>
+      </w:r>
+      <w:r>
+        <w:rPr>
+          <w:rStyle w:val="FunctionTok"/>
+        </w:rPr>
+        <w:t>window</w:t>
+      </w:r>
+      <w:r>
+        <w:rPr>
+          <w:rStyle w:val="NormalTok"/>
+        </w:rPr>
+        <w:t xml:space="preserve">(ts, </w:t>
+      </w:r>
+      <w:r>
+        <w:rPr>
+          <w:rStyle w:val="AttributeTok"/>
+        </w:rPr>
+        <w:t>start =</w:t>
+      </w:r>
+      <w:r>
+        <w:rPr>
+          <w:rStyle w:val="NormalTok"/>
+        </w:rPr>
+        <w:t xml:space="preserve"> </w:t>
+      </w:r>
+      <w:r>
+        <w:rPr>
+          <w:rStyle w:val="DecValTok"/>
+        </w:rPr>
+        <w:t>2019</w:t>
+      </w:r>
+      <w:r>
+        <w:rPr>
+          <w:rStyle w:val="NormalTok"/>
+        </w:rPr>
+        <w:t xml:space="preserve">, </w:t>
+      </w:r>
+      <w:r>
+        <w:rPr>
+          <w:rStyle w:val="AttributeTok"/>
+        </w:rPr>
+        <w:t>end =</w:t>
+      </w:r>
+      <w:r>
+        <w:rPr>
+          <w:rStyle w:val="NormalTok"/>
+        </w:rPr>
+        <w:t xml:space="preserve"> </w:t>
+      </w:r>
+      <w:r>
+        <w:rPr>
+          <w:rStyle w:val="DecValTok"/>
+        </w:rPr>
+        <w:t>2020</w:t>
+      </w:r>
+      <w:r>
+        <w:rPr>
+          <w:rStyle w:val="NormalTok"/>
+        </w:rPr>
+        <w:t>)</w:t>
+      </w:r>
+      <w:r>
+        <w:br/>
+      </w:r>
+      <w:r>
+        <w:rPr>
+          <w:rStyle w:val="NormalTok"/>
+        </w:rPr>
+        <w:t xml:space="preserve">x_test </w:t>
+      </w:r>
+      <w:r>
+        <w:rPr>
+          <w:rStyle w:val="OtherTok"/>
+        </w:rPr>
+        <w:t>&lt;-</w:t>
+      </w:r>
+      <w:r>
+        <w:rPr>
+          <w:rStyle w:val="NormalTok"/>
+        </w:rPr>
+        <w:t xml:space="preserve"> ts_train_mbd[</w:t>
+      </w:r>
+      <w:r>
+        <w:rPr>
+          <w:rStyle w:val="FunctionTok"/>
+        </w:rPr>
+        <w:t>nrow</w:t>
+      </w:r>
+      <w:r>
+        <w:rPr>
+          <w:rStyle w:val="NormalTok"/>
+        </w:rPr>
+        <w:t xml:space="preserve">(ts_train_mbd), </w:t>
+      </w:r>
+      <w:r>
+        <w:rPr>
+          <w:rStyle w:val="FunctionTok"/>
+        </w:rPr>
+        <w:t>c</w:t>
       </w:r>
       <w:r>
         <w:rPr>
@@ -5387,42 +6559,132 @@
       </w:r>
       <w:r>
         <w:rPr>
+          <w:rStyle w:val="DecValTok"/>
+        </w:rPr>
+        <w:t>1</w:t>
+      </w:r>
+      <w:r>
+        <w:rPr>
+          <w:rStyle w:val="SpecialCharTok"/>
+        </w:rPr>
+        <w:t>:</w:t>
+      </w:r>
+      <w:r>
+        <w:rPr>
+          <w:rStyle w:val="NormalTok"/>
+        </w:rPr>
+        <w:t>lag_order)]</w:t>
+      </w:r>
+      <w:r>
+        <w:br/>
+      </w:r>
+      <w:r>
+        <w:br/>
+      </w:r>
+      <w:r>
+        <w:rPr>
+          <w:rStyle w:val="CommentTok"/>
+        </w:rPr>
+        <w:t xml:space="preserve"># </w:t>
+      </w:r>
+      <w:r>
+        <w:rPr>
+          <w:rStyle w:val="CommentTok"/>
+        </w:rPr>
+        <w:t>建立训练与预测</w:t>
+      </w:r>
+      <w:r>
+        <w:rPr>
+          <w:rStyle w:val="CommentTok"/>
+        </w:rPr>
+        <w:t>for</w:t>
+      </w:r>
+      <w:r>
+        <w:rPr>
+          <w:rStyle w:val="CommentTok"/>
+        </w:rPr>
+        <w:t>循环</w:t>
+      </w:r>
+      <w:r>
+        <w:br/>
+      </w:r>
+      <w:r>
+        <w:rPr>
+          <w:rStyle w:val="NormalTok"/>
+        </w:rPr>
+        <w:t xml:space="preserve">pred_rf </w:t>
+      </w:r>
+      <w:r>
+        <w:rPr>
+          <w:rStyle w:val="OtherTok"/>
+        </w:rPr>
+        <w:t>&lt;-</w:t>
+      </w:r>
+      <w:r>
+        <w:rPr>
+          <w:rStyle w:val="NormalTok"/>
+        </w:rPr>
+        <w:t xml:space="preserve"> </w:t>
+      </w:r>
+      <w:r>
+        <w:rPr>
           <w:rStyle w:val="FunctionTok"/>
         </w:rPr>
-        <w:t>year</w:t>
-      </w:r>
-      <w:r>
-        <w:rPr>
-          <w:rStyle w:val="NormalTok"/>
-        </w:rPr>
-        <w:t xml:space="preserve">(DATE), </w:t>
-      </w:r>
-      <w:r>
-        <w:rPr>
-          <w:rStyle w:val="StringTok"/>
-        </w:rPr>
-        <w:t>"-01-01"</w:t>
-      </w:r>
-      <w:r>
-        <w:rPr>
-          <w:rStyle w:val="NormalTok"/>
-        </w:rPr>
-        <w:t>))</w:t>
+        <w:t>numeric</w:t>
+      </w:r>
+      <w:r>
+        <w:rPr>
+          <w:rStyle w:val="NormalTok"/>
+        </w:rPr>
+        <w:t>(horizon)</w:t>
       </w:r>
       <w:r>
         <w:br/>
       </w:r>
       <w:r>
-        <w:rPr>
-          <w:rStyle w:val="NormalTok"/>
-        </w:rPr>
-        <w:t xml:space="preserve">  ) </w:t>
+        <w:br/>
+      </w:r>
+      <w:r>
+        <w:rPr>
+          <w:rStyle w:val="ControlFlowTok"/>
+        </w:rPr>
+        <w:t>for</w:t>
+      </w:r>
+      <w:r>
+        <w:rPr>
+          <w:rStyle w:val="NormalTok"/>
+        </w:rPr>
+        <w:t xml:space="preserve"> (i </w:t>
+      </w:r>
+      <w:r>
+        <w:rPr>
+          <w:rStyle w:val="ControlFlowTok"/>
+        </w:rPr>
+        <w:t>in</w:t>
+      </w:r>
+      <w:r>
+        <w:rPr>
+          <w:rStyle w:val="NormalTok"/>
+        </w:rPr>
+        <w:t xml:space="preserve"> </w:t>
+      </w:r>
+      <w:r>
+        <w:rPr>
+          <w:rStyle w:val="DecValTok"/>
+        </w:rPr>
+        <w:t>1</w:t>
       </w:r>
       <w:r>
         <w:rPr>
           <w:rStyle w:val="SpecialCharTok"/>
         </w:rPr>
-        <w:t>|&gt;</w:t>
+        <w:t>:</w:t>
+      </w:r>
+      <w:r>
+        <w:rPr>
+          <w:rStyle w:val="NormalTok"/>
+        </w:rPr>
+        <w:t>horizon) {</w:t>
       </w:r>
       <w:r>
         <w:br/>
@@ -5437,7 +6699,7 @@
         <w:rPr>
           <w:rStyle w:val="FunctionTok"/>
         </w:rPr>
-        <w:t>summarise_by_time</w:t>
+        <w:t>set.seed</w:t>
       </w:r>
       <w:r>
         <w:rPr>
@@ -5446,25 +6708,49 @@
         <w:t>(</w:t>
       </w:r>
       <w:r>
+        <w:rPr>
+          <w:rStyle w:val="DecValTok"/>
+        </w:rPr>
+        <w:t>1</w:t>
+      </w:r>
+      <w:r>
+        <w:rPr>
+          <w:rStyle w:val="NormalTok"/>
+        </w:rPr>
+        <w:t>)</w:t>
+      </w:r>
+      <w:r>
         <w:br/>
       </w:r>
       <w:r>
         <w:rPr>
           <w:rStyle w:val="NormalTok"/>
         </w:rPr>
-        <w:t xml:space="preserve">    </w:t>
-      </w:r>
-      <w:r>
-        <w:rPr>
-          <w:rStyle w:val="AttributeTok"/>
-        </w:rPr>
-        <w:t>.date_var =</w:t>
-      </w:r>
-      <w:r>
-        <w:rPr>
-          <w:rStyle w:val="NormalTok"/>
-        </w:rPr>
-        <w:t xml:space="preserve"> DATE,</w:t>
+        <w:t xml:space="preserve">  fit_rf </w:t>
+      </w:r>
+      <w:r>
+        <w:rPr>
+          <w:rStyle w:val="OtherTok"/>
+        </w:rPr>
+        <w:t>&lt;-</w:t>
+      </w:r>
+      <w:r>
+        <w:rPr>
+          <w:rStyle w:val="NormalTok"/>
+        </w:rPr>
+        <w:t xml:space="preserve"> </w:t>
+      </w:r>
+      <w:r>
+        <w:rPr>
+          <w:rStyle w:val="FunctionTok"/>
+        </w:rPr>
+        <w:t>randomForest</w:t>
+      </w:r>
+      <w:r>
+        <w:rPr>
+          <w:rStyle w:val="NormalTok"/>
+        </w:rPr>
+        <w:t>(X_train, Y_train)</w:t>
       </w:r>
       <w:r>
         <w:br/>
@@ -5473,13 +6759,13 @@
         <w:rPr>
           <w:rStyle w:val="NormalTok"/>
         </w:rPr>
-        <w:t xml:space="preserve">    </w:t>
-      </w:r>
-      <w:r>
-        <w:rPr>
-          <w:rStyle w:val="AttributeTok"/>
-        </w:rPr>
-        <w:t>.by =</w:t>
+        <w:t xml:space="preserve">  pred_rf[i] </w:t>
+      </w:r>
+      <w:r>
+        <w:rPr>
+          <w:rStyle w:val="OtherTok"/>
+        </w:rPr>
+        <w:t>&lt;-</w:t>
       </w:r>
       <w:r>
         <w:rPr>
@@ -5489,15 +6775,39 @@
       </w:r>
       <w:r>
         <w:rPr>
-          <w:rStyle w:val="StringTok"/>
-        </w:rPr>
-        <w:t>"year"</w:t>
-      </w:r>
-      <w:r>
-        <w:rPr>
-          <w:rStyle w:val="NormalTok"/>
-        </w:rPr>
-        <w:t>,</w:t>
+          <w:rStyle w:val="FunctionTok"/>
+        </w:rPr>
+        <w:t>predict</w:t>
+      </w:r>
+      <w:r>
+        <w:rPr>
+          <w:rStyle w:val="NormalTok"/>
+        </w:rPr>
+        <w:t xml:space="preserve">(fit_rf, </w:t>
+      </w:r>
+      <w:r>
+        <w:rPr>
+          <w:rStyle w:val="FunctionTok"/>
+        </w:rPr>
+        <w:t>t</w:t>
+      </w:r>
+      <w:r>
+        <w:rPr>
+          <w:rStyle w:val="NormalTok"/>
+        </w:rPr>
+        <w:t>(</w:t>
+      </w:r>
+      <w:r>
+        <w:rPr>
+          <w:rStyle w:val="FunctionTok"/>
+        </w:rPr>
+        <w:t>as.matrix</w:t>
+      </w:r>
+      <w:r>
+        <w:rPr>
+          <w:rStyle w:val="NormalTok"/>
+        </w:rPr>
+        <w:t>(x_test)))</w:t>
       </w:r>
       <w:r>
         <w:br/>
@@ -5506,13 +6816,13 @@
         <w:rPr>
           <w:rStyle w:val="NormalTok"/>
         </w:rPr>
-        <w:t xml:space="preserve">    </w:t>
-      </w:r>
-      <w:r>
-        <w:rPr>
-          <w:rStyle w:val="AttributeTok"/>
-        </w:rPr>
-        <w:t>BIOMASS =</w:t>
+        <w:t xml:space="preserve">  x_test </w:t>
+      </w:r>
+      <w:r>
+        <w:rPr>
+          <w:rStyle w:val="OtherTok"/>
+        </w:rPr>
+        <w:t>&lt;-</w:t>
       </w:r>
       <w:r>
         <w:rPr>
@@ -5524,1199 +6834,31 @@
         <w:rPr>
           <w:rStyle w:val="FunctionTok"/>
         </w:rPr>
-        <w:t>mean</w:t>
-      </w:r>
-      <w:r>
-        <w:rPr>
-          <w:rStyle w:val="NormalTok"/>
-        </w:rPr>
-        <w:t xml:space="preserve">(BIOMASS, </w:t>
-      </w:r>
-      <w:r>
-        <w:rPr>
-          <w:rStyle w:val="AttributeTok"/>
-        </w:rPr>
-        <w:t>na.rm =</w:t>
-      </w:r>
-      <w:r>
-        <w:rPr>
-          <w:rStyle w:val="NormalTok"/>
-        </w:rPr>
-        <w:t xml:space="preserve"> </w:t>
-      </w:r>
-      <w:r>
-        <w:rPr>
-          <w:rStyle w:val="ConstantTok"/>
-        </w:rPr>
-        <w:t>TRUE</w:t>
-      </w:r>
-      <w:r>
-        <w:rPr>
-          <w:rStyle w:val="NormalTok"/>
-        </w:rPr>
-        <w:t>)</w:t>
-      </w:r>
-      <w:r>
-        <w:br/>
-      </w:r>
-      <w:r>
-        <w:rPr>
-          <w:rStyle w:val="NormalTok"/>
-        </w:rPr>
-        <w:t xml:space="preserve">  ) </w:t>
+        <w:t>c</w:t>
+      </w:r>
+      <w:r>
+        <w:rPr>
+          <w:rStyle w:val="NormalTok"/>
+        </w:rPr>
+        <w:t>(pred_rf[i], x_test[</w:t>
+      </w:r>
+      <w:r>
+        <w:rPr>
+          <w:rStyle w:val="DecValTok"/>
+        </w:rPr>
+        <w:t>1</w:t>
       </w:r>
       <w:r>
         <w:rPr>
           <w:rStyle w:val="SpecialCharTok"/>
         </w:rPr>
-        <w:t>|&gt;</w:t>
-      </w:r>
-      <w:r>
-        <w:br/>
-      </w:r>
-      <w:r>
-        <w:rPr>
-          <w:rStyle w:val="NormalTok"/>
-        </w:rPr>
-        <w:t xml:space="preserve">  </w:t>
-      </w:r>
-      <w:r>
-        <w:rPr>
-          <w:rStyle w:val="FunctionTok"/>
-        </w:rPr>
-        <w:t>pad_by_time</w:t>
-      </w:r>
-      <w:r>
-        <w:rPr>
-          <w:rStyle w:val="NormalTok"/>
-        </w:rPr>
-        <w:t xml:space="preserve">(DATE, </w:t>
-      </w:r>
-      <w:r>
-        <w:rPr>
-          <w:rStyle w:val="AttributeTok"/>
-        </w:rPr>
-        <w:t>.by =</w:t>
-      </w:r>
-      <w:r>
-        <w:rPr>
-          <w:rStyle w:val="NormalTok"/>
-        </w:rPr>
-        <w:t xml:space="preserve"> </w:t>
-      </w:r>
-      <w:r>
-        <w:rPr>
-          <w:rStyle w:val="StringTok"/>
-        </w:rPr>
-        <w:t>"year"</w:t>
-      </w:r>
-      <w:r>
-        <w:rPr>
-          <w:rStyle w:val="NormalTok"/>
-        </w:rPr>
-        <w:t xml:space="preserve">) </w:t>
-      </w:r>
-      <w:r>
-        <w:rPr>
-          <w:rStyle w:val="SpecialCharTok"/>
-        </w:rPr>
-        <w:t>|&gt;</w:t>
-      </w:r>
-      <w:r>
-        <w:br/>
-      </w:r>
-      <w:r>
-        <w:rPr>
-          <w:rStyle w:val="NormalTok"/>
-        </w:rPr>
-        <w:t xml:space="preserve">  </w:t>
-      </w:r>
-      <w:r>
-        <w:rPr>
-          <w:rStyle w:val="FunctionTok"/>
-        </w:rPr>
-        <w:t>mutate</w:t>
-      </w:r>
-      <w:r>
-        <w:rPr>
-          <w:rStyle w:val="NormalTok"/>
-        </w:rPr>
-        <w:t>(</w:t>
-      </w:r>
-      <w:r>
-        <w:br/>
-      </w:r>
-      <w:r>
-        <w:rPr>
-          <w:rStyle w:val="NormalTok"/>
-        </w:rPr>
-        <w:t xml:space="preserve">    </w:t>
-      </w:r>
-      <w:r>
-        <w:rPr>
-          <w:rStyle w:val="AttributeTok"/>
-        </w:rPr>
-        <w:t>BIOMASS =</w:t>
-      </w:r>
-      <w:r>
-        <w:rPr>
-          <w:rStyle w:val="NormalTok"/>
-        </w:rPr>
-        <w:t xml:space="preserve"> </w:t>
-      </w:r>
-      <w:r>
-        <w:rPr>
-          <w:rStyle w:val="FunctionTok"/>
-        </w:rPr>
-        <w:t>ts_impute_vec</w:t>
-      </w:r>
-      <w:r>
-        <w:rPr>
-          <w:rStyle w:val="NormalTok"/>
-        </w:rPr>
-        <w:t xml:space="preserve">(BIOMASS, </w:t>
-      </w:r>
-      <w:r>
-        <w:rPr>
-          <w:rStyle w:val="AttributeTok"/>
-        </w:rPr>
-        <w:t>period =</w:t>
-      </w:r>
-      <w:r>
-        <w:rPr>
-          <w:rStyle w:val="NormalTok"/>
-        </w:rPr>
-        <w:t xml:space="preserve"> </w:t>
-      </w:r>
-      <w:r>
-        <w:rPr>
-          <w:rStyle w:val="DecValTok"/>
-        </w:rPr>
-        <w:t>1</w:t>
-      </w:r>
-      <w:r>
-        <w:rPr>
-          <w:rStyle w:val="NormalTok"/>
-        </w:rPr>
-        <w:t>)</w:t>
-      </w:r>
-      <w:r>
-        <w:br/>
-      </w:r>
-      <w:r>
-        <w:rPr>
-          <w:rStyle w:val="NormalTok"/>
-        </w:rPr>
-        <w:t xml:space="preserve">  )</w:t>
-      </w:r>
-      <w:r>
-        <w:br/>
-      </w:r>
-      <w:r>
-        <w:br/>
-      </w:r>
-      <w:r>
-        <w:rPr>
-          <w:rStyle w:val="CommentTok"/>
-        </w:rPr>
-        <w:t xml:space="preserve"># </w:t>
-      </w:r>
-      <w:r>
-        <w:rPr>
-          <w:rStyle w:val="CommentTok"/>
-        </w:rPr>
-        <w:t>构建关于</w:t>
-      </w:r>
-      <w:r>
-        <w:rPr>
-          <w:rStyle w:val="CommentTok"/>
-        </w:rPr>
-        <w:t>CHE</w:t>
-      </w:r>
-      <w:r>
-        <w:rPr>
-          <w:rStyle w:val="CommentTok"/>
-        </w:rPr>
-        <w:t>个体生物量的</w:t>
-      </w:r>
-      <w:r>
-        <w:rPr>
-          <w:rStyle w:val="CommentTok"/>
-        </w:rPr>
-        <w:t>ts</w:t>
-      </w:r>
-      <w:r>
-        <w:rPr>
-          <w:rStyle w:val="CommentTok"/>
-        </w:rPr>
-        <w:t>对象</w:t>
-      </w:r>
-      <w:r>
-        <w:br/>
-      </w:r>
-      <w:r>
-        <w:rPr>
-          <w:rStyle w:val="NormalTok"/>
-        </w:rPr>
-        <w:t xml:space="preserve">ts </w:t>
-      </w:r>
-      <w:r>
-        <w:rPr>
-          <w:rStyle w:val="OtherTok"/>
-        </w:rPr>
-        <w:t>&lt;-</w:t>
-      </w:r>
-      <w:r>
-        <w:rPr>
-          <w:rStyle w:val="NormalTok"/>
-        </w:rPr>
-        <w:t xml:space="preserve"> </w:t>
-      </w:r>
-      <w:r>
-        <w:rPr>
-          <w:rStyle w:val="FunctionTok"/>
-        </w:rPr>
-        <w:t>ts</w:t>
-      </w:r>
-      <w:r>
-        <w:rPr>
-          <w:rStyle w:val="NormalTok"/>
-        </w:rPr>
-        <w:t>(mydata</w:t>
-      </w:r>
-      <w:r>
-        <w:rPr>
-          <w:rStyle w:val="SpecialCharTok"/>
-        </w:rPr>
-        <w:t>$</w:t>
-      </w:r>
-      <w:r>
-        <w:rPr>
-          <w:rStyle w:val="NormalTok"/>
-        </w:rPr>
-        <w:t xml:space="preserve">BIOMASS, </w:t>
-      </w:r>
-      <w:r>
-        <w:rPr>
-          <w:rStyle w:val="AttributeTok"/>
-        </w:rPr>
-        <w:t>start =</w:t>
-      </w:r>
-      <w:r>
-        <w:rPr>
-          <w:rStyle w:val="NormalTok"/>
-        </w:rPr>
-        <w:t xml:space="preserve"> </w:t>
-      </w:r>
-      <w:r>
-        <w:rPr>
-          <w:rStyle w:val="DecValTok"/>
-        </w:rPr>
-        <w:t>1994</w:t>
-      </w:r>
-      <w:r>
-        <w:rPr>
-          <w:rStyle w:val="NormalTok"/>
-        </w:rPr>
-        <w:t xml:space="preserve">, </w:t>
-      </w:r>
-      <w:r>
-        <w:rPr>
-          <w:rStyle w:val="AttributeTok"/>
-        </w:rPr>
-        <w:t>frequency =</w:t>
-      </w:r>
-      <w:r>
-        <w:rPr>
-          <w:rStyle w:val="NormalTok"/>
-        </w:rPr>
-        <w:t xml:space="preserve"> </w:t>
-      </w:r>
-      <w:r>
-        <w:rPr>
-          <w:rStyle w:val="DecValTok"/>
-        </w:rPr>
-        <w:t>1</w:t>
-      </w:r>
-      <w:r>
-        <w:rPr>
-          <w:rStyle w:val="NormalTok"/>
-        </w:rPr>
-        <w:t>)</w:t>
-      </w:r>
-      <w:r>
-        <w:br/>
-      </w:r>
-      <w:r>
-        <w:br/>
-      </w:r>
-      <w:r>
-        <w:rPr>
-          <w:rStyle w:val="CommentTok"/>
-        </w:rPr>
-        <w:t xml:space="preserve"># </w:t>
-      </w:r>
-      <w:r>
-        <w:rPr>
-          <w:rStyle w:val="CommentTok"/>
-        </w:rPr>
-        <w:t>划分训练集，并通过一阶差分平稳序列</w:t>
-      </w:r>
-      <w:r>
-        <w:br/>
-      </w:r>
-      <w:r>
-        <w:rPr>
-          <w:rStyle w:val="NormalTok"/>
-        </w:rPr>
-        <w:t xml:space="preserve">ts_train </w:t>
-      </w:r>
-      <w:r>
-        <w:rPr>
-          <w:rStyle w:val="OtherTok"/>
-        </w:rPr>
-        <w:t>&lt;-</w:t>
-      </w:r>
-      <w:r>
-        <w:rPr>
-          <w:rStyle w:val="NormalTok"/>
-        </w:rPr>
-        <w:t xml:space="preserve"> </w:t>
-      </w:r>
-      <w:r>
-        <w:rPr>
-          <w:rStyle w:val="FunctionTok"/>
-        </w:rPr>
-        <w:t>window</w:t>
-      </w:r>
-      <w:r>
-        <w:rPr>
-          <w:rStyle w:val="NormalTok"/>
-        </w:rPr>
-        <w:t xml:space="preserve">(ts, </w:t>
-      </w:r>
-      <w:r>
-        <w:rPr>
-          <w:rStyle w:val="AttributeTok"/>
-        </w:rPr>
-        <w:t>end =</w:t>
-      </w:r>
-      <w:r>
-        <w:rPr>
-          <w:rStyle w:val="NormalTok"/>
-        </w:rPr>
-        <w:t xml:space="preserve"> </w:t>
-      </w:r>
-      <w:r>
-        <w:rPr>
-          <w:rStyle w:val="DecValTok"/>
-        </w:rPr>
-        <w:t>2018</w:t>
-      </w:r>
-      <w:r>
-        <w:rPr>
-          <w:rStyle w:val="NormalTok"/>
-        </w:rPr>
-        <w:t>)</w:t>
-      </w:r>
-      <w:r>
-        <w:br/>
-      </w:r>
-      <w:r>
-        <w:rPr>
-          <w:rStyle w:val="NormalTok"/>
-        </w:rPr>
-        <w:t xml:space="preserve">ts_train_trans </w:t>
-      </w:r>
-      <w:r>
-        <w:rPr>
-          <w:rStyle w:val="OtherTok"/>
-        </w:rPr>
-        <w:t>&lt;-</w:t>
-      </w:r>
-      <w:r>
-        <w:rPr>
-          <w:rStyle w:val="NormalTok"/>
-        </w:rPr>
-        <w:t xml:space="preserve"> ts_train </w:t>
-      </w:r>
-      <w:r>
-        <w:rPr>
-          <w:rStyle w:val="SpecialCharTok"/>
-        </w:rPr>
-        <w:t>|&gt;</w:t>
-      </w:r>
-      <w:r>
-        <w:rPr>
-          <w:rStyle w:val="NormalTok"/>
-        </w:rPr>
-        <w:t xml:space="preserve"> </w:t>
-      </w:r>
-      <w:r>
-        <w:rPr>
-          <w:rStyle w:val="FunctionTok"/>
-        </w:rPr>
-        <w:t>log</w:t>
-      </w:r>
-      <w:r>
-        <w:rPr>
-          <w:rStyle w:val="NormalTok"/>
-        </w:rPr>
-        <w:t xml:space="preserve">() </w:t>
-      </w:r>
-      <w:r>
-        <w:rPr>
-          <w:rStyle w:val="SpecialCharTok"/>
-        </w:rPr>
-        <w:t>|&gt;</w:t>
-      </w:r>
-      <w:r>
-        <w:rPr>
-          <w:rStyle w:val="NormalTok"/>
-        </w:rPr>
-        <w:t xml:space="preserve"> </w:t>
-      </w:r>
-      <w:r>
-        <w:rPr>
-          <w:rStyle w:val="FunctionTok"/>
-        </w:rPr>
-        <w:t>diff</w:t>
-      </w:r>
-      <w:r>
-        <w:rPr>
-          <w:rStyle w:val="NormalTok"/>
-        </w:rPr>
-        <w:t>()</w:t>
-      </w:r>
-      <w:r>
-        <w:br/>
-      </w:r>
-      <w:r>
-        <w:br/>
-      </w:r>
-      <w:r>
-        <w:rPr>
-          <w:rStyle w:val="CommentTok"/>
-        </w:rPr>
-        <w:t xml:space="preserve"># </w:t>
-      </w:r>
-      <w:r>
-        <w:rPr>
-          <w:rStyle w:val="CommentTok"/>
-        </w:rPr>
-        <w:t>用过去</w:t>
-      </w:r>
-      <w:r>
-        <w:rPr>
-          <w:rStyle w:val="CommentTok"/>
-        </w:rPr>
-        <w:t>2</w:t>
-      </w:r>
-      <w:r>
-        <w:rPr>
-          <w:rStyle w:val="CommentTok"/>
-        </w:rPr>
-        <w:t>年滚动预测</w:t>
-      </w:r>
-      <w:r>
-        <w:rPr>
-          <w:rStyle w:val="CommentTok"/>
-        </w:rPr>
-        <w:t>2019</w:t>
-      </w:r>
-      <w:r>
-        <w:rPr>
-          <w:rStyle w:val="CommentTok"/>
-        </w:rPr>
-        <w:t>、</w:t>
-      </w:r>
-      <w:r>
-        <w:rPr>
-          <w:rStyle w:val="CommentTok"/>
-        </w:rPr>
-        <w:t>2020</w:t>
-      </w:r>
-      <w:r>
-        <w:rPr>
-          <w:rStyle w:val="CommentTok"/>
-        </w:rPr>
-        <w:t>年</w:t>
-      </w:r>
-      <w:r>
-        <w:br/>
-      </w:r>
-      <w:r>
-        <w:rPr>
-          <w:rStyle w:val="NormalTok"/>
-        </w:rPr>
-        <w:t xml:space="preserve">lag_order </w:t>
-      </w:r>
-      <w:r>
-        <w:rPr>
-          <w:rStyle w:val="OtherTok"/>
-        </w:rPr>
-        <w:t>&lt;-</w:t>
-      </w:r>
-      <w:r>
-        <w:rPr>
-          <w:rStyle w:val="NormalTok"/>
-        </w:rPr>
-        <w:t xml:space="preserve"> </w:t>
-      </w:r>
-      <w:r>
-        <w:rPr>
-          <w:rStyle w:val="DecValTok"/>
-        </w:rPr>
-        <w:t>2</w:t>
-      </w:r>
-      <w:r>
-        <w:br/>
-      </w:r>
-      <w:r>
-        <w:rPr>
-          <w:rStyle w:val="NormalTok"/>
-        </w:rPr>
-        <w:t>ho</w:t>
-      </w:r>
-      <w:r>
-        <w:rPr>
-          <w:rStyle w:val="NormalTok"/>
-        </w:rPr>
-        <w:t xml:space="preserve">rizon </w:t>
-      </w:r>
-      <w:r>
-        <w:rPr>
-          <w:rStyle w:val="OtherTok"/>
-        </w:rPr>
-        <w:t>&lt;-</w:t>
-      </w:r>
-      <w:r>
-        <w:rPr>
-          <w:rStyle w:val="NormalTok"/>
-        </w:rPr>
-        <w:t xml:space="preserve"> </w:t>
-      </w:r>
-      <w:r>
-        <w:rPr>
-          <w:rStyle w:val="DecValTok"/>
-        </w:rPr>
-        <w:t>2</w:t>
-      </w:r>
-      <w:r>
-        <w:br/>
-      </w:r>
-      <w:r>
-        <w:br/>
-      </w:r>
-      <w:r>
-        <w:rPr>
-          <w:rStyle w:val="CommentTok"/>
-        </w:rPr>
-        <w:t xml:space="preserve"># </w:t>
-      </w:r>
-      <w:r>
-        <w:rPr>
-          <w:rStyle w:val="CommentTok"/>
-        </w:rPr>
-        <w:t>构建滞后矩阵</w:t>
-      </w:r>
-      <w:r>
-        <w:br/>
-      </w:r>
-      <w:r>
-        <w:rPr>
-          <w:rStyle w:val="NormalTok"/>
-        </w:rPr>
-        <w:t xml:space="preserve">ts_train_mbd </w:t>
-      </w:r>
-      <w:r>
-        <w:rPr>
-          <w:rStyle w:val="OtherTok"/>
-        </w:rPr>
-        <w:t>&lt;-</w:t>
-      </w:r>
-      <w:r>
-        <w:rPr>
-          <w:rStyle w:val="NormalTok"/>
-        </w:rPr>
-        <w:t xml:space="preserve"> </w:t>
-      </w:r>
-      <w:r>
-        <w:rPr>
-          <w:rStyle w:val="FunctionTok"/>
-        </w:rPr>
-        <w:t>embed</w:t>
-      </w:r>
-      <w:r>
-        <w:rPr>
-          <w:rStyle w:val="NormalTok"/>
-        </w:rPr>
-        <w:t xml:space="preserve">(ts_train_trans, lag_order </w:t>
-      </w:r>
-      <w:r>
-        <w:rPr>
-          <w:rStyle w:val="SpecialCharTok"/>
-        </w:rPr>
-        <w:t>+</w:t>
-      </w:r>
-      <w:r>
-        <w:rPr>
-          <w:rStyle w:val="NormalTok"/>
-        </w:rPr>
-        <w:t xml:space="preserve"> </w:t>
-      </w:r>
-      <w:r>
-        <w:rPr>
-          <w:rStyle w:val="DecValTok"/>
-        </w:rPr>
-        <w:t>1</w:t>
-      </w:r>
-      <w:r>
-        <w:rPr>
-          <w:rStyle w:val="NormalTok"/>
-        </w:rPr>
-        <w:t>)</w:t>
-      </w:r>
-      <w:r>
-        <w:br/>
-      </w:r>
-      <w:r>
-        <w:br/>
-      </w:r>
-      <w:r>
-        <w:rPr>
-          <w:rStyle w:val="NormalTok"/>
-        </w:rPr>
-        <w:t xml:space="preserve">Y_train </w:t>
-      </w:r>
-      <w:r>
-        <w:rPr>
-          <w:rStyle w:val="OtherTok"/>
-        </w:rPr>
-        <w:t>&lt;-</w:t>
-      </w:r>
-      <w:r>
-        <w:rPr>
-          <w:rStyle w:val="NormalTok"/>
-        </w:rPr>
-        <w:t xml:space="preserve"> ts_train_mbd[, </w:t>
-      </w:r>
-      <w:r>
-        <w:rPr>
-          <w:rStyle w:val="DecValTok"/>
-        </w:rPr>
-        <w:t>1</w:t>
-      </w:r>
-      <w:r>
-        <w:rPr>
-          <w:rStyle w:val="NormalTok"/>
-        </w:rPr>
-        <w:t>]</w:t>
-      </w:r>
-      <w:r>
-        <w:br/>
-      </w:r>
-      <w:r>
-        <w:rPr>
-          <w:rStyle w:val="NormalTok"/>
-        </w:rPr>
-        <w:t xml:space="preserve">X_train </w:t>
-      </w:r>
-      <w:r>
-        <w:rPr>
-          <w:rStyle w:val="OtherTok"/>
-        </w:rPr>
-        <w:t>&lt;-</w:t>
-      </w:r>
-      <w:r>
-        <w:rPr>
-          <w:rStyle w:val="NormalTok"/>
-        </w:rPr>
-        <w:t xml:space="preserve"> ts_train_mbd[, </w:t>
-      </w:r>
-      <w:r>
-        <w:rPr>
-          <w:rStyle w:val="SpecialCharTok"/>
-        </w:rPr>
-        <w:t>-</w:t>
-      </w:r>
-      <w:r>
-        <w:rPr>
-          <w:rStyle w:val="DecValTok"/>
-        </w:rPr>
-        <w:t>1</w:t>
-      </w:r>
-      <w:r>
-        <w:rPr>
-          <w:rStyle w:val="NormalTok"/>
-        </w:rPr>
-        <w:t>]</w:t>
-      </w:r>
-      <w:r>
-        <w:br/>
-      </w:r>
-      <w:r>
-        <w:lastRenderedPageBreak/>
-        <w:br/>
-      </w:r>
-      <w:r>
-        <w:rPr>
-          <w:rStyle w:val="CommentTok"/>
-        </w:rPr>
-        <w:t xml:space="preserve"># </w:t>
-      </w:r>
-      <w:r>
-        <w:rPr>
-          <w:rStyle w:val="CommentTok"/>
-        </w:rPr>
-        <w:t>创建测试集，并以最后一行</w:t>
-      </w:r>
-      <w:r>
-        <w:rPr>
-          <w:rStyle w:val="CommentTok"/>
-        </w:rPr>
-        <w:t>lag</w:t>
-      </w:r>
-      <w:r>
-        <w:rPr>
-          <w:rStyle w:val="CommentTok"/>
-        </w:rPr>
-        <w:t>特征作为测试输入</w:t>
-      </w:r>
-      <w:r>
-        <w:br/>
-      </w:r>
-      <w:r>
-        <w:rPr>
-          <w:rStyle w:val="NormalTok"/>
-        </w:rPr>
-        <w:t xml:space="preserve">y_test </w:t>
-      </w:r>
-      <w:r>
-        <w:rPr>
-          <w:rStyle w:val="OtherTok"/>
-        </w:rPr>
-        <w:t>&lt;-</w:t>
-      </w:r>
-      <w:r>
-        <w:rPr>
-          <w:rStyle w:val="NormalTok"/>
-        </w:rPr>
-        <w:t xml:space="preserve"> </w:t>
-      </w:r>
-      <w:r>
-        <w:rPr>
-          <w:rStyle w:val="FunctionTok"/>
-        </w:rPr>
-        <w:t>window</w:t>
-      </w:r>
-      <w:r>
-        <w:rPr>
-          <w:rStyle w:val="NormalTok"/>
-        </w:rPr>
-        <w:t xml:space="preserve">(ts, </w:t>
-      </w:r>
-      <w:r>
-        <w:rPr>
-          <w:rStyle w:val="AttributeTok"/>
-        </w:rPr>
-        <w:t>start =</w:t>
-      </w:r>
-      <w:r>
-        <w:rPr>
-          <w:rStyle w:val="NormalTok"/>
-        </w:rPr>
-        <w:t xml:space="preserve"> </w:t>
-      </w:r>
-      <w:r>
-        <w:rPr>
-          <w:rStyle w:val="DecValTok"/>
-        </w:rPr>
-        <w:t>2019</w:t>
-      </w:r>
-      <w:r>
-        <w:rPr>
-          <w:rStyle w:val="NormalTok"/>
-        </w:rPr>
-        <w:t xml:space="preserve">, </w:t>
-      </w:r>
-      <w:r>
-        <w:rPr>
-          <w:rStyle w:val="AttributeTok"/>
-        </w:rPr>
-        <w:t>end =</w:t>
-      </w:r>
-      <w:r>
-        <w:rPr>
-          <w:rStyle w:val="NormalTok"/>
-        </w:rPr>
-        <w:t xml:space="preserve"> </w:t>
-      </w:r>
-      <w:r>
-        <w:rPr>
-          <w:rStyle w:val="DecValTok"/>
-        </w:rPr>
-        <w:t>2020</w:t>
-      </w:r>
-      <w:r>
-        <w:rPr>
-          <w:rStyle w:val="NormalTok"/>
-        </w:rPr>
-        <w:t>)</w:t>
-      </w:r>
-      <w:r>
-        <w:br/>
-      </w:r>
-      <w:r>
-        <w:rPr>
-          <w:rStyle w:val="NormalTok"/>
-        </w:rPr>
-        <w:t xml:space="preserve">x_test </w:t>
-      </w:r>
-      <w:r>
-        <w:rPr>
-          <w:rStyle w:val="OtherTok"/>
-        </w:rPr>
-        <w:t>&lt;-</w:t>
-      </w:r>
-      <w:r>
-        <w:rPr>
-          <w:rStyle w:val="NormalTok"/>
-        </w:rPr>
-        <w:t xml:space="preserve"> ts_train_mbd[</w:t>
-      </w:r>
-      <w:r>
-        <w:rPr>
-          <w:rStyle w:val="FunctionTok"/>
-        </w:rPr>
-        <w:t>nrow</w:t>
-      </w:r>
-      <w:r>
-        <w:rPr>
-          <w:rStyle w:val="NormalTok"/>
-        </w:rPr>
-        <w:t xml:space="preserve">(ts_train_mbd), </w:t>
-      </w:r>
-      <w:r>
-        <w:rPr>
-          <w:rStyle w:val="FunctionTok"/>
-        </w:rPr>
-        <w:t>c</w:t>
-      </w:r>
-      <w:r>
-        <w:rPr>
-          <w:rStyle w:val="NormalTok"/>
-        </w:rPr>
-        <w:t>(</w:t>
-      </w:r>
-      <w:r>
-        <w:rPr>
-          <w:rStyle w:val="DecValTok"/>
-        </w:rPr>
-        <w:t>1</w:t>
-      </w:r>
-      <w:r>
-        <w:rPr>
-          <w:rStyle w:val="SpecialCharTok"/>
-        </w:rPr>
         <w:t>:</w:t>
       </w:r>
       <w:r>
         <w:rPr>
           <w:rStyle w:val="NormalTok"/>
         </w:rPr>
-        <w:t>lag_order)]</w:t>
-      </w:r>
-      <w:r>
-        <w:br/>
-      </w:r>
-      <w:r>
-        <w:br/>
-      </w:r>
-      <w:r>
-        <w:rPr>
-          <w:rStyle w:val="CommentTok"/>
-        </w:rPr>
-        <w:t xml:space="preserve"># </w:t>
-      </w:r>
-      <w:r>
-        <w:rPr>
-          <w:rStyle w:val="CommentTok"/>
-        </w:rPr>
-        <w:t>建立训练与预测</w:t>
-      </w:r>
-      <w:r>
-        <w:rPr>
-          <w:rStyle w:val="CommentTok"/>
-        </w:rPr>
-        <w:t>for</w:t>
-      </w:r>
-      <w:r>
-        <w:rPr>
-          <w:rStyle w:val="CommentTok"/>
-        </w:rPr>
-        <w:t>循环</w:t>
-      </w:r>
-      <w:r>
-        <w:br/>
-      </w:r>
-      <w:r>
-        <w:rPr>
-          <w:rStyle w:val="NormalTok"/>
-        </w:rPr>
-        <w:t xml:space="preserve">pred_rf </w:t>
-      </w:r>
-      <w:r>
-        <w:rPr>
-          <w:rStyle w:val="OtherTok"/>
-        </w:rPr>
-        <w:t>&lt;-</w:t>
-      </w:r>
-      <w:r>
-        <w:rPr>
-          <w:rStyle w:val="NormalTok"/>
-        </w:rPr>
-        <w:t xml:space="preserve"> </w:t>
-      </w:r>
-      <w:r>
-        <w:rPr>
-          <w:rStyle w:val="FunctionTok"/>
-        </w:rPr>
-        <w:t>numeric</w:t>
-      </w:r>
-      <w:r>
-        <w:rPr>
-          <w:rStyle w:val="NormalTok"/>
-        </w:rPr>
-        <w:t>(horizon)</w:t>
-      </w:r>
-      <w:r>
-        <w:br/>
-      </w:r>
-      <w:r>
-        <w:br/>
-      </w:r>
-      <w:r>
-        <w:rPr>
-          <w:rStyle w:val="ControlFlowTok"/>
-        </w:rPr>
-        <w:t>for</w:t>
-      </w:r>
-      <w:r>
-        <w:rPr>
-          <w:rStyle w:val="NormalTok"/>
-        </w:rPr>
-        <w:t xml:space="preserve"> (i </w:t>
-      </w:r>
-      <w:r>
-        <w:rPr>
-          <w:rStyle w:val="ControlFlowTok"/>
-        </w:rPr>
-        <w:t>in</w:t>
-      </w:r>
-      <w:r>
-        <w:rPr>
-          <w:rStyle w:val="NormalTok"/>
-        </w:rPr>
-        <w:t xml:space="preserve"> </w:t>
-      </w:r>
-      <w:r>
-        <w:rPr>
-          <w:rStyle w:val="DecValTok"/>
-        </w:rPr>
-        <w:t>1</w:t>
-      </w:r>
-      <w:r>
-        <w:rPr>
-          <w:rStyle w:val="SpecialCharTok"/>
-        </w:rPr>
-        <w:t>:</w:t>
-      </w:r>
-      <w:r>
-        <w:rPr>
-          <w:rStyle w:val="NormalTok"/>
-        </w:rPr>
-        <w:t>horizon) {</w:t>
-      </w:r>
-      <w:r>
-        <w:br/>
-      </w:r>
-      <w:r>
-        <w:rPr>
-          <w:rStyle w:val="NormalTok"/>
-        </w:rPr>
-        <w:t xml:space="preserve">  </w:t>
-      </w:r>
-      <w:r>
-        <w:rPr>
-          <w:rStyle w:val="FunctionTok"/>
-        </w:rPr>
-        <w:t>set.seed</w:t>
-      </w:r>
-      <w:r>
-        <w:rPr>
-          <w:rStyle w:val="NormalTok"/>
-        </w:rPr>
-        <w:t>(</w:t>
-      </w:r>
-      <w:r>
-        <w:rPr>
-          <w:rStyle w:val="DecValTok"/>
-        </w:rPr>
-        <w:t>1</w:t>
-      </w:r>
-      <w:r>
-        <w:rPr>
-          <w:rStyle w:val="NormalTok"/>
-        </w:rPr>
-        <w:t>)</w:t>
-      </w:r>
-      <w:r>
-        <w:br/>
-      </w:r>
-      <w:r>
-        <w:rPr>
-          <w:rStyle w:val="NormalTok"/>
-        </w:rPr>
-        <w:t xml:space="preserve">  fit_rf </w:t>
-      </w:r>
-      <w:r>
-        <w:rPr>
-          <w:rStyle w:val="OtherTok"/>
-        </w:rPr>
-        <w:t>&lt;-</w:t>
-      </w:r>
-      <w:r>
-        <w:rPr>
-          <w:rStyle w:val="NormalTok"/>
-        </w:rPr>
-        <w:t xml:space="preserve"> </w:t>
-      </w:r>
-      <w:r>
-        <w:rPr>
-          <w:rStyle w:val="FunctionTok"/>
-        </w:rPr>
-        <w:t>randomForest</w:t>
-      </w:r>
-      <w:r>
-        <w:rPr>
-          <w:rStyle w:val="NormalTok"/>
-        </w:rPr>
-        <w:t>(X_train, Y_train)</w:t>
-      </w:r>
-      <w:r>
-        <w:br/>
-      </w:r>
-      <w:r>
-        <w:rPr>
-          <w:rStyle w:val="NormalTok"/>
-        </w:rPr>
-        <w:t xml:space="preserve">  pred_rf[i] </w:t>
-      </w:r>
-      <w:r>
-        <w:rPr>
-          <w:rStyle w:val="OtherTok"/>
-        </w:rPr>
-        <w:t>&lt;-</w:t>
-      </w:r>
-      <w:r>
-        <w:rPr>
-          <w:rStyle w:val="NormalTok"/>
-        </w:rPr>
-        <w:t xml:space="preserve"> </w:t>
-      </w:r>
-      <w:r>
-        <w:rPr>
-          <w:rStyle w:val="FunctionTok"/>
-        </w:rPr>
-        <w:t>predict</w:t>
-      </w:r>
-      <w:r>
-        <w:rPr>
-          <w:rStyle w:val="NormalTok"/>
-        </w:rPr>
-        <w:t xml:space="preserve">(fit_rf, </w:t>
-      </w:r>
-      <w:r>
-        <w:rPr>
-          <w:rStyle w:val="FunctionTok"/>
-        </w:rPr>
-        <w:t>t</w:t>
-      </w:r>
-      <w:r>
-        <w:rPr>
-          <w:rStyle w:val="NormalTok"/>
-        </w:rPr>
-        <w:t>(</w:t>
-      </w:r>
-      <w:r>
-        <w:rPr>
-          <w:rStyle w:val="FunctionTok"/>
-        </w:rPr>
-        <w:t>as.matrix</w:t>
-      </w:r>
-      <w:r>
-        <w:rPr>
-          <w:rStyle w:val="NormalTok"/>
-        </w:rPr>
-        <w:t>(x_test)))</w:t>
-      </w:r>
-      <w:r>
-        <w:br/>
-      </w:r>
-      <w:r>
-        <w:rPr>
-          <w:rStyle w:val="NormalTok"/>
-        </w:rPr>
-        <w:t xml:space="preserve">  x_test </w:t>
-      </w:r>
-      <w:r>
-        <w:rPr>
-          <w:rStyle w:val="OtherTok"/>
-        </w:rPr>
-        <w:t>&lt;-</w:t>
-      </w:r>
-      <w:r>
-        <w:rPr>
-          <w:rStyle w:val="NormalTok"/>
-        </w:rPr>
-        <w:t xml:space="preserve"> </w:t>
-      </w:r>
-      <w:r>
-        <w:rPr>
-          <w:rStyle w:val="FunctionTok"/>
-        </w:rPr>
-        <w:t>c</w:t>
-      </w:r>
-      <w:r>
-        <w:rPr>
-          <w:rStyle w:val="NormalTok"/>
-        </w:rPr>
-        <w:t>(pred_rf[i], x_test[</w:t>
-      </w:r>
-      <w:r>
-        <w:rPr>
-          <w:rStyle w:val="DecValTok"/>
-        </w:rPr>
-        <w:t>1</w:t>
-      </w:r>
-      <w:r>
-        <w:rPr>
-          <w:rStyle w:val="SpecialCharTok"/>
-        </w:rPr>
-        <w:t>:</w:t>
-      </w:r>
-      <w:r>
-        <w:rPr>
-          <w:rStyle w:val="NormalTok"/>
-        </w:rPr>
-        <w:t>(lag_order</w:t>
-      </w:r>
-      <w:r>
-        <w:rPr>
-          <w:rStyle w:val="NormalTok"/>
-        </w:rPr>
-        <w:t xml:space="preserve"> </w:t>
+        <w:t xml:space="preserve">(lag_order </w:t>
       </w:r>
       <w:r>
         <w:rPr>
@@ -7179,14 +7321,7 @@
           <w:rFonts w:hint="eastAsia"/>
           <w:lang w:eastAsia="zh-CN"/>
         </w:rPr>
-        <w:t>然后，用随机森林模型学习滞</w:t>
-      </w:r>
-      <w:r>
-        <w:rPr>
-          <w:rFonts w:hint="eastAsia"/>
-          <w:lang w:eastAsia="zh-CN"/>
-        </w:rPr>
-        <w:t>后变化量与当前变化量之间的关系。预测未来时采用递归预测方式：先用训练集最后两年的滞后特征预测</w:t>
+        <w:t>然后，用随机森林模型学习滞后变化量与当前变化量之间的关系。预测未来时采用递归预测方式：先用训练集最后两年的滞后特征预测</w:t>
       </w:r>
       <w:r>
         <w:rPr>
@@ -7242,6 +7377,7 @@
           <w:rFonts w:hint="eastAsia"/>
           <w:lang w:eastAsia="zh-CN"/>
         </w:rPr>
+        <w:lastRenderedPageBreak/>
         <w:t>因此，该方法本质上是把时间序列预测问题转化为监督学习问题，并通过上一期预测结果继续参与下一期预测的方式实现多步预测。</w:t>
       </w:r>
       <w:bookmarkEnd w:id="0"/>
@@ -7754,6 +7890,13 @@
     <w:lsdException w:name="Placeholder Text" w:semiHidden="1"/>
     <w:lsdException w:name="Light Shading"/>
     <w:lsdException w:name="Light List"/>
+    <w:lsdException w:name="Light Grid"/>
+    <w:lsdException w:name="Medium Shading 1"/>
+    <w:lsdException w:name="Medium Shading 2"/>
+    <w:lsdException w:name="Medium List 1"/>
+    <w:lsdException w:name="Medium List 2"/>
+    <w:lsdException w:name="Medium Grid 1"/>
+    <w:lsdException w:name="Medium Grid 2"/>
     <w:lsdException w:name="Medium Grid 3"/>
     <w:lsdException w:name="Dark List"/>
     <w:lsdException w:name="Colorful Shading"/>
@@ -9035,6 +9178,11 @@
       <w:lang w:eastAsia="zh-CN"/>
     </w:rPr>
   </w:style>
+  <w:style w:type="character" w:customStyle="1" w:styleId="m">
+    <w:name w:val="ͼm"/>
+    <w:basedOn w:val="a1"/>
+    <w:rsid w:val="0089294A"/>
+  </w:style>
 </w:styles>
 </file>
 
